--- a/e2/speaking-listening/docs/esb-exam-prep-all-tasks-student-handouts.docx
+++ b/e2/speaking-listening/docs/esb-exam-prep-all-tasks-student-handouts.docx
@@ -5,6 +5,7 @@
     <w:p>
       <w:pPr>
         <w:pStyle w:val="FirstParagraph"/>
+        <w:spacing w:before="0" w:after="60" w:line="240" w:lineRule="auto"/>
       </w:pPr>
       <w:r>
         <w:drawing>
@@ -53,6 +54,7 @@
     <w:p>
       <w:pPr>
         <w:pStyle w:val="Heading1"/>
+        <w:spacing w:before="120" w:after="40" w:line="240" w:lineRule="auto"/>
       </w:pPr>
       <w:r>
         <w:t xml:space="preserve">E2 Speaking and Listening Exam Prep - Student Handouts - Version 1</w:t>
@@ -61,6 +63,7 @@
     <w:p>
       <w:pPr>
         <w:pStyle w:val="FirstParagraph"/>
+        <w:spacing w:before="0" w:after="60" w:line="240" w:lineRule="auto"/>
       </w:pPr>
       <w:r>
         <w:t xml:space="preserve">Name: ______________________________ Date: ________________</w:t>
@@ -70,6 +73,7 @@
     <w:p>
       <w:pPr>
         <w:pStyle w:val="Heading2"/>
+        <w:spacing w:before="120" w:after="40" w:line="240" w:lineRule="auto"/>
       </w:pPr>
       <w:r>
         <w:t xml:space="preserve">Handout 1: The exam</w:t>
@@ -79,6 +83,7 @@
     <w:p>
       <w:pPr>
         <w:pStyle w:val="Heading3"/>
+        <w:spacing w:before="120" w:after="40" w:line="240" w:lineRule="auto"/>
       </w:pPr>
       <w:r>
         <w:t xml:space="preserve">Part A</w:t>
@@ -87,6 +92,7 @@
     <w:p>
       <w:pPr>
         <w:pStyle w:val="FirstParagraph"/>
+        <w:spacing w:before="0" w:after="60" w:line="240" w:lineRule="auto"/>
       </w:pPr>
       <w:r>
         <w:t xml:space="preserve">Match the task to what you do. Write the letter.</w:t>
@@ -120,6 +126,7 @@
           <w:p>
             <w:pPr>
               <w:pStyle w:val="Compact"/>
+              <w:spacing w:before="0" w:after="60" w:line="240" w:lineRule="auto"/>
               <w:jc w:val="left"/>
             </w:pPr>
             <w:r>
@@ -132,6 +139,7 @@
           <w:p>
             <w:pPr>
               <w:pStyle w:val="Compact"/>
+              <w:spacing w:before="0" w:after="60" w:line="240" w:lineRule="auto"/>
               <w:jc w:val="left"/>
             </w:pPr>
             <w:r>
@@ -146,6 +154,7 @@
           <w:p>
             <w:pPr>
               <w:pStyle w:val="Compact"/>
+              <w:spacing w:before="0" w:after="60" w:line="240" w:lineRule="auto"/>
               <w:jc w:val="left"/>
             </w:pPr>
             <w:r>
@@ -158,6 +167,7 @@
           <w:p>
             <w:pPr>
               <w:pStyle w:val="Compact"/>
+              <w:spacing w:before="0" w:after="60" w:line="240" w:lineRule="auto"/>
               <w:jc w:val="left"/>
             </w:pPr>
             <w:r>
@@ -172,6 +182,7 @@
           <w:p>
             <w:pPr>
               <w:pStyle w:val="Compact"/>
+              <w:spacing w:before="0" w:after="60" w:line="240" w:lineRule="auto"/>
               <w:jc w:val="left"/>
             </w:pPr>
             <w:r>
@@ -184,6 +195,7 @@
           <w:p>
             <w:pPr>
               <w:pStyle w:val="Compact"/>
+              <w:spacing w:before="0" w:after="60" w:line="240" w:lineRule="auto"/>
               <w:jc w:val="left"/>
             </w:pPr>
             <w:r>
@@ -198,6 +210,7 @@
           <w:p>
             <w:pPr>
               <w:pStyle w:val="Compact"/>
+              <w:spacing w:before="0" w:after="60" w:line="240" w:lineRule="auto"/>
               <w:jc w:val="left"/>
             </w:pPr>
             <w:r>
@@ -210,6 +223,7 @@
           <w:p>
             <w:pPr>
               <w:pStyle w:val="Compact"/>
+              <w:spacing w:before="0" w:after="60" w:line="240" w:lineRule="auto"/>
               <w:jc w:val="left"/>
             </w:pPr>
             <w:r>
@@ -224,6 +238,7 @@
           <w:p>
             <w:pPr>
               <w:pStyle w:val="Compact"/>
+              <w:spacing w:before="0" w:after="60" w:line="240" w:lineRule="auto"/>
               <w:jc w:val="left"/>
             </w:pPr>
             <w:r>
@@ -236,6 +251,7 @@
           <w:p>
             <w:pPr>
               <w:pStyle w:val="Compact"/>
+              <w:spacing w:before="0" w:after="60" w:line="240" w:lineRule="auto"/>
               <w:jc w:val="left"/>
             </w:pPr>
             <w:r>
@@ -248,6 +264,7 @@
     <w:p>
       <w:pPr>
         <w:pStyle w:val="BodyText"/>
+        <w:spacing w:before="0" w:after="60" w:line="240" w:lineRule="auto"/>
       </w:pPr>
       <w:r>
         <w:t xml:space="preserve">1 ____ 2 ____ 3 ____ 4 ____</w:t>
@@ -258,6 +275,7 @@
     <w:p>
       <w:pPr>
         <w:pStyle w:val="Heading3"/>
+        <w:spacing w:before="120" w:after="40" w:line="240" w:lineRule="auto"/>
       </w:pPr>
       <w:r>
         <w:t xml:space="preserve">Part B</w:t>
@@ -266,6 +284,7 @@
     <w:p>
       <w:pPr>
         <w:pStyle w:val="FirstParagraph"/>
+        <w:spacing w:before="0" w:after="60" w:line="240" w:lineRule="auto"/>
       </w:pPr>
       <w:r>
         <w:t xml:space="preserve">True or false? Circle the answer.</w:t>
@@ -278,6 +297,7 @@
           <w:numId w:val="1001"/>
         </w:numPr>
         <w:pStyle w:val="Compact"/>
+        <w:spacing w:before="0" w:after="60" w:line="240" w:lineRule="auto"/>
       </w:pPr>
       <w:r>
         <w:t xml:space="preserve">You do the exam alone. True / False</w:t>
@@ -290,6 +310,7 @@
           <w:numId w:val="1001"/>
         </w:numPr>
         <w:pStyle w:val="Compact"/>
+        <w:spacing w:before="0" w:after="60" w:line="240" w:lineRule="auto"/>
       </w:pPr>
       <w:r>
         <w:t xml:space="preserve">In Task 1 you ask your partner questions. True / False</w:t>
@@ -302,6 +323,7 @@
           <w:numId w:val="1001"/>
         </w:numPr>
         <w:pStyle w:val="Compact"/>
+        <w:spacing w:before="0" w:after="60" w:line="240" w:lineRule="auto"/>
       </w:pPr>
       <w:r>
         <w:t xml:space="preserve">In Task 2 you talk for ten minutes. True / False</w:t>
@@ -314,6 +336,7 @@
           <w:numId w:val="1001"/>
         </w:numPr>
         <w:pStyle w:val="Compact"/>
+        <w:spacing w:before="0" w:after="60" w:line="240" w:lineRule="auto"/>
       </w:pPr>
       <w:r>
         <w:t xml:space="preserve">In Task 3 you look at two pictures. True / False</w:t>
@@ -326,6 +349,7 @@
           <w:numId w:val="1001"/>
         </w:numPr>
         <w:pStyle w:val="Compact"/>
+        <w:spacing w:before="0" w:after="60" w:line="240" w:lineRule="auto"/>
       </w:pPr>
       <w:r>
         <w:t xml:space="preserve">In Task 4 you hear each text two times. True / False</w:t>
@@ -338,6 +362,7 @@
           <w:numId w:val="1001"/>
         </w:numPr>
         <w:pStyle w:val="Compact"/>
+        <w:spacing w:before="0" w:after="60" w:line="240" w:lineRule="auto"/>
       </w:pPr>
       <w:r>
         <w:t xml:space="preserve">In Task 4 you write your answers. True / False</w:t>
@@ -349,6 +374,7 @@
     <w:p>
       <w:pPr>
         <w:pStyle w:val="Heading2"/>
+        <w:spacing w:before="120" w:after="40" w:line="240" w:lineRule="auto"/>
       </w:pPr>
       <w:r>
         <w:t xml:space="preserve">Handout 2: Questions (Task 1)</w:t>
@@ -358,6 +384,7 @@
     <w:p>
       <w:pPr>
         <w:pStyle w:val="Heading3"/>
+        <w:spacing w:before="120" w:after="40" w:line="240" w:lineRule="auto"/>
       </w:pPr>
       <w:r>
         <w:t xml:space="preserve">Part A</w:t>
@@ -366,6 +393,7 @@
     <w:p>
       <w:pPr>
         <w:pStyle w:val="FirstParagraph"/>
+        <w:spacing w:before="0" w:after="60" w:line="240" w:lineRule="auto"/>
       </w:pPr>
       <w:r>
         <w:t xml:space="preserve">Make the questions. Number 1 is an example.</w:t>
@@ -378,6 +406,7 @@
           <w:numId w:val="1002"/>
         </w:numPr>
         <w:pStyle w:val="Compact"/>
+        <w:spacing w:before="0" w:after="60" w:line="240" w:lineRule="auto"/>
       </w:pPr>
       <w:r>
         <w:t xml:space="preserve">Where / you / live?</w:t>
@@ -400,6 +429,7 @@
           <w:numId w:val="1002"/>
         </w:numPr>
         <w:pStyle w:val="Compact"/>
+        <w:spacing w:before="0" w:after="60" w:line="240" w:lineRule="auto"/>
       </w:pPr>
       <w:r>
         <w:t xml:space="preserve">Who / you / live with? ____________________________________________</w:t>
@@ -412,6 +442,7 @@
           <w:numId w:val="1002"/>
         </w:numPr>
         <w:pStyle w:val="Compact"/>
+        <w:spacing w:before="0" w:after="60" w:line="240" w:lineRule="auto"/>
       </w:pPr>
       <w:r>
         <w:t xml:space="preserve">What / you / do / at the weekend? ____________________________________________</w:t>
@@ -424,6 +455,7 @@
           <w:numId w:val="1002"/>
         </w:numPr>
         <w:pStyle w:val="Compact"/>
+        <w:spacing w:before="0" w:after="60" w:line="240" w:lineRule="auto"/>
       </w:pPr>
       <w:r>
         <w:t xml:space="preserve">there / any shops / near your home? ____________________________________________</w:t>
@@ -436,6 +468,7 @@
           <w:numId w:val="1002"/>
         </w:numPr>
         <w:pStyle w:val="Compact"/>
+        <w:spacing w:before="0" w:after="60" w:line="240" w:lineRule="auto"/>
       </w:pPr>
       <w:r>
         <w:t xml:space="preserve">What / you / do / last weekend? ____________________________________________</w:t>
@@ -448,6 +481,7 @@
           <w:numId w:val="1002"/>
         </w:numPr>
         <w:pStyle w:val="Compact"/>
+        <w:spacing w:before="0" w:after="60" w:line="240" w:lineRule="auto"/>
       </w:pPr>
       <w:r>
         <w:t xml:space="preserve">What / you / eat / yesterday? ____________________________________________</w:t>
@@ -460,6 +494,7 @@
           <w:numId w:val="1002"/>
         </w:numPr>
         <w:pStyle w:val="Compact"/>
+        <w:spacing w:before="0" w:after="60" w:line="240" w:lineRule="auto"/>
       </w:pPr>
       <w:r>
         <w:t xml:space="preserve">What / you / going to do / next year? ____________________________________________</w:t>
@@ -472,6 +507,7 @@
           <w:numId w:val="1002"/>
         </w:numPr>
         <w:pStyle w:val="Compact"/>
+        <w:spacing w:before="0" w:after="60" w:line="240" w:lineRule="auto"/>
       </w:pPr>
       <w:r>
         <w:t xml:space="preserve">What job / you / like / in the future? ____________________________________________</w:t>
@@ -482,6 +518,7 @@
     <w:p>
       <w:pPr>
         <w:pStyle w:val="Heading3"/>
+        <w:spacing w:before="120" w:after="40" w:line="240" w:lineRule="auto"/>
       </w:pPr>
       <w:r>
         <w:t xml:space="preserve">Part B</w:t>
@@ -490,6 +527,7 @@
     <w:p>
       <w:pPr>
         <w:pStyle w:val="FirstParagraph"/>
+        <w:spacing w:before="0" w:after="60" w:line="240" w:lineRule="auto"/>
       </w:pPr>
       <w:r>
         <w:t xml:space="preserve">Listen to your partner’s answer. Then ask one more question.</w:t>
@@ -502,6 +540,7 @@
           <w:numId w:val="1003"/>
         </w:numPr>
         <w:pStyle w:val="Compact"/>
+        <w:spacing w:before="0" w:after="60" w:line="240" w:lineRule="auto"/>
       </w:pPr>
       <w:r>
         <w:t xml:space="preserve">Why?</w:t>
@@ -514,6 +553,7 @@
           <w:numId w:val="1003"/>
         </w:numPr>
         <w:pStyle w:val="Compact"/>
+        <w:spacing w:before="0" w:after="60" w:line="240" w:lineRule="auto"/>
       </w:pPr>
       <w:r>
         <w:t xml:space="preserve">Do you like it?</w:t>
@@ -526,6 +566,7 @@
           <w:numId w:val="1003"/>
         </w:numPr>
         <w:pStyle w:val="Compact"/>
+        <w:spacing w:before="0" w:after="60" w:line="240" w:lineRule="auto"/>
       </w:pPr>
       <w:r>
         <w:t xml:space="preserve">How often?</w:t>
@@ -538,6 +579,7 @@
           <w:numId w:val="1003"/>
         </w:numPr>
         <w:pStyle w:val="Compact"/>
+        <w:spacing w:before="0" w:after="60" w:line="240" w:lineRule="auto"/>
       </w:pPr>
       <w:r>
         <w:t xml:space="preserve">Who with?</w:t>
@@ -550,6 +592,7 @@
           <w:numId w:val="1003"/>
         </w:numPr>
         <w:pStyle w:val="Compact"/>
+        <w:spacing w:before="0" w:after="60" w:line="240" w:lineRule="auto"/>
       </w:pPr>
       <w:r>
         <w:t xml:space="preserve">What is it like?</w:t>
@@ -558,6 +601,7 @@
     <w:p>
       <w:pPr>
         <w:pStyle w:val="FirstParagraph"/>
+        <w:spacing w:before="0" w:after="60" w:line="240" w:lineRule="auto"/>
       </w:pPr>
       <w:r>
         <w:t xml:space="preserve">Remember:</w:t>
@@ -576,6 +620,7 @@
     <w:p>
       <w:pPr>
         <w:pStyle w:val="BodyText"/>
+        <w:spacing w:before="0" w:after="60" w:line="240" w:lineRule="auto"/>
       </w:pPr>
       <w:r>
         <w:t xml:space="preserve">“</w:t>
@@ -605,6 +650,7 @@
     <w:p>
       <w:pPr>
         <w:pStyle w:val="Heading2"/>
+        <w:spacing w:before="120" w:after="40" w:line="240" w:lineRule="auto"/>
       </w:pPr>
       <w:r>
         <w:t xml:space="preserve">Handout 3: My talk (Task 2)</w:t>
@@ -614,6 +660,7 @@
     <w:p>
       <w:pPr>
         <w:pStyle w:val="Heading3"/>
+        <w:spacing w:before="120" w:after="40" w:line="240" w:lineRule="auto"/>
       </w:pPr>
       <w:r>
         <w:t xml:space="preserve">Part A</w:t>
@@ -622,6 +669,7 @@
     <w:p>
       <w:pPr>
         <w:pStyle w:val="FirstParagraph"/>
+        <w:spacing w:before="0" w:after="60" w:line="240" w:lineRule="auto"/>
       </w:pPr>
       <w:r>
         <w:t xml:space="preserve">Amina talks about a day out. Write the verbs in the past.</w:t>
@@ -630,6 +678,7 @@
     <w:p>
       <w:pPr>
         <w:pStyle w:val="BodyText"/>
+        <w:spacing w:before="0" w:after="60" w:line="240" w:lineRule="auto"/>
       </w:pPr>
       <w:r>
         <w:t xml:space="preserve">Last Saturday I (1 go) __________ to Victoria Park with my friend Sara. We (2 take) __________ the bus because it (3 be) __________ a long walk. First, we (4 walk) __________ around the lake and we (5 see) __________ a lot of ducks. Then we (6 have) __________ a picnic. I (7 make) __________ rice and chicken, and Sara (8 buy) __________ some fruit from the market. In the afternoon it (9 rain) __________, so we (10 go) __________ home early. I (11 feel) __________ tired but happy. It was a good day.</w:t>
@@ -640,6 +689,7 @@
     <w:p>
       <w:pPr>
         <w:pStyle w:val="Heading3"/>
+        <w:spacing w:before="120" w:after="40" w:line="240" w:lineRule="auto"/>
       </w:pPr>
       <w:r>
         <w:t xml:space="preserve">Part B</w:t>
@@ -648,6 +698,7 @@
     <w:p>
       <w:pPr>
         <w:pStyle w:val="FirstParagraph"/>
+        <w:spacing w:before="0" w:after="60" w:line="240" w:lineRule="auto"/>
       </w:pPr>
       <w:r>
         <w:t xml:space="preserve">Amina had one minute to think. These are her notes. They are words, not sentences.</w:t>
@@ -656,6 +707,7 @@
     <w:p>
       <w:pPr>
         <w:pStyle w:val="BodyText"/>
+        <w:spacing w:before="0" w:after="60" w:line="240" w:lineRule="auto"/>
       </w:pPr>
       <w:r>
         <w:t xml:space="preserve">Saturday - Victoria Park - Sara - bus - lake, ducks - picnic - rain - tired, happy</w:t>
@@ -666,6 +718,7 @@
     <w:p>
       <w:pPr>
         <w:pStyle w:val="Heading3"/>
+        <w:spacing w:before="120" w:after="40" w:line="240" w:lineRule="auto"/>
       </w:pPr>
       <w:r>
         <w:t xml:space="preserve">Part C</w:t>
@@ -674,6 +727,7 @@
     <w:p>
       <w:pPr>
         <w:pStyle w:val="FirstParagraph"/>
+        <w:spacing w:before="0" w:after="60" w:line="240" w:lineRule="auto"/>
       </w:pPr>
       <w:r>
         <w:t xml:space="preserve">Choose one topic. You have one minute. Write notes in the table.</w:t>
@@ -686,6 +740,7 @@
           <w:numId w:val="1004"/>
         </w:numPr>
         <w:pStyle w:val="Compact"/>
+        <w:spacing w:before="0" w:after="60" w:line="240" w:lineRule="auto"/>
       </w:pPr>
       <w:r>
         <w:t xml:space="preserve">Tell me what you did last weekend.</w:t>
@@ -698,6 +753,7 @@
           <w:numId w:val="1004"/>
         </w:numPr>
         <w:pStyle w:val="Compact"/>
+        <w:spacing w:before="0" w:after="60" w:line="240" w:lineRule="auto"/>
       </w:pPr>
       <w:r>
         <w:t xml:space="preserve">Tell me what you did yesterday.</w:t>
@@ -710,6 +766,7 @@
           <w:numId w:val="1004"/>
         </w:numPr>
         <w:pStyle w:val="Compact"/>
+        <w:spacing w:before="0" w:after="60" w:line="240" w:lineRule="auto"/>
       </w:pPr>
       <w:r>
         <w:t xml:space="preserve">Tell me about a day out in the UK.</w:t>
@@ -722,6 +779,7 @@
           <w:numId w:val="1004"/>
         </w:numPr>
         <w:pStyle w:val="Compact"/>
+        <w:spacing w:before="0" w:after="60" w:line="240" w:lineRule="auto"/>
       </w:pPr>
       <w:r>
         <w:t xml:space="preserve">Tell me about a party or festival you enjoyed.</w:t>
@@ -755,6 +813,7 @@
           <w:p>
             <w:pPr>
               <w:pStyle w:val="Compact"/>
+              <w:spacing w:before="0" w:after="60" w:line="240" w:lineRule="auto"/>
               <w:jc w:val="left"/>
             </w:pPr>
             <w:r>
@@ -767,6 +826,7 @@
           <w:p>
             <w:pPr>
               <w:pStyle w:val="Compact"/>
+              <w:spacing w:before="0" w:after="60" w:line="240" w:lineRule="auto"/>
               <w:jc w:val="left"/>
             </w:pPr>
             <w:r>
@@ -781,6 +841,7 @@
           <w:p>
             <w:pPr>
               <w:pStyle w:val="Compact"/>
+              <w:spacing w:before="0" w:after="60" w:line="240" w:lineRule="auto"/>
               <w:jc w:val="left"/>
             </w:pPr>
             <w:r>
@@ -793,6 +854,7 @@
           <w:p>
             <w:pPr>
               <w:pStyle w:val="Compact"/>
+              <w:spacing w:before="0" w:after="60" w:line="240" w:lineRule="auto"/>
             </w:pPr>
           </w:p>
         </w:tc>
@@ -803,6 +865,7 @@
           <w:p>
             <w:pPr>
               <w:pStyle w:val="Compact"/>
+              <w:spacing w:before="0" w:after="60" w:line="240" w:lineRule="auto"/>
               <w:jc w:val="left"/>
             </w:pPr>
             <w:r>
@@ -815,6 +878,7 @@
           <w:p>
             <w:pPr>
               <w:pStyle w:val="Compact"/>
+              <w:spacing w:before="0" w:after="60" w:line="240" w:lineRule="auto"/>
             </w:pPr>
           </w:p>
         </w:tc>
@@ -825,6 +889,7 @@
           <w:p>
             <w:pPr>
               <w:pStyle w:val="Compact"/>
+              <w:spacing w:before="0" w:after="60" w:line="240" w:lineRule="auto"/>
               <w:jc w:val="left"/>
             </w:pPr>
             <w:r>
@@ -837,6 +902,7 @@
           <w:p>
             <w:pPr>
               <w:pStyle w:val="Compact"/>
+              <w:spacing w:before="0" w:after="60" w:line="240" w:lineRule="auto"/>
             </w:pPr>
           </w:p>
         </w:tc>
@@ -847,6 +913,7 @@
           <w:p>
             <w:pPr>
               <w:pStyle w:val="Compact"/>
+              <w:spacing w:before="0" w:after="60" w:line="240" w:lineRule="auto"/>
               <w:jc w:val="left"/>
             </w:pPr>
             <w:r>
@@ -859,6 +926,7 @@
           <w:p>
             <w:pPr>
               <w:pStyle w:val="Compact"/>
+              <w:spacing w:before="0" w:after="60" w:line="240" w:lineRule="auto"/>
             </w:pPr>
           </w:p>
         </w:tc>
@@ -869,6 +937,7 @@
           <w:p>
             <w:pPr>
               <w:pStyle w:val="Compact"/>
+              <w:spacing w:before="0" w:after="60" w:line="240" w:lineRule="auto"/>
               <w:jc w:val="left"/>
             </w:pPr>
             <w:r>
@@ -881,6 +950,7 @@
           <w:p>
             <w:pPr>
               <w:pStyle w:val="Compact"/>
+              <w:spacing w:before="0" w:after="60" w:line="240" w:lineRule="auto"/>
             </w:pPr>
           </w:p>
         </w:tc>
@@ -891,6 +961,7 @@
     <w:p>
       <w:pPr>
         <w:pStyle w:val="Heading3"/>
+        <w:spacing w:before="120" w:after="40" w:line="240" w:lineRule="auto"/>
       </w:pPr>
       <w:r>
         <w:t xml:space="preserve">Part D</w:t>
@@ -899,6 +970,7 @@
     <w:p>
       <w:pPr>
         <w:pStyle w:val="FirstParagraph"/>
+        <w:spacing w:before="0" w:after="60" w:line="240" w:lineRule="auto"/>
       </w:pPr>
       <w:r>
         <w:t xml:space="preserve">Listen to your partner’s talk. Then ask two questions.</w:t>
@@ -911,6 +983,7 @@
           <w:numId w:val="1005"/>
         </w:numPr>
         <w:pStyle w:val="Compact"/>
+        <w:spacing w:before="0" w:after="60" w:line="240" w:lineRule="auto"/>
       </w:pPr>
       <w:r>
         <w:t xml:space="preserve">What did you …?</w:t>
@@ -923,6 +996,7 @@
           <w:numId w:val="1005"/>
         </w:numPr>
         <w:pStyle w:val="Compact"/>
+        <w:spacing w:before="0" w:after="60" w:line="240" w:lineRule="auto"/>
       </w:pPr>
       <w:r>
         <w:t xml:space="preserve">Who did you …?</w:t>
@@ -935,6 +1009,7 @@
           <w:numId w:val="1005"/>
         </w:numPr>
         <w:pStyle w:val="Compact"/>
+        <w:spacing w:before="0" w:after="60" w:line="240" w:lineRule="auto"/>
       </w:pPr>
       <w:r>
         <w:t xml:space="preserve">Did you …?</w:t>
@@ -947,6 +1022,7 @@
           <w:numId w:val="1005"/>
         </w:numPr>
         <w:pStyle w:val="Compact"/>
+        <w:spacing w:before="0" w:after="60" w:line="240" w:lineRule="auto"/>
       </w:pPr>
       <w:r>
         <w:t xml:space="preserve">Why did you …?</w:t>
@@ -959,6 +1035,7 @@
           <w:numId w:val="1005"/>
         </w:numPr>
         <w:pStyle w:val="Compact"/>
+        <w:spacing w:before="0" w:after="60" w:line="240" w:lineRule="auto"/>
       </w:pPr>
       <w:r>
         <w:t xml:space="preserve">How was …?</w:t>
@@ -967,6 +1044,7 @@
     <w:p>
       <w:pPr>
         <w:pStyle w:val="FirstParagraph"/>
+        <w:spacing w:before="0" w:after="60" w:line="240" w:lineRule="auto"/>
       </w:pPr>
       <w:r>
         <w:t xml:space="preserve">If your partner stops, say:</w:t>
@@ -1008,6 +1086,7 @@
     <w:p>
       <w:pPr>
         <w:pStyle w:val="Heading2"/>
+        <w:spacing w:before="120" w:after="40" w:line="240" w:lineRule="auto"/>
       </w:pPr>
       <w:r>
         <w:t xml:space="preserve">Handout 4: Two pictures (Task 3)</w:t>
@@ -1017,6 +1096,7 @@
     <w:p>
       <w:pPr>
         <w:pStyle w:val="Heading3"/>
+        <w:spacing w:before="120" w:after="40" w:line="240" w:lineRule="auto"/>
       </w:pPr>
       <w:r>
         <w:t xml:space="preserve">Part A</w:t>
@@ -1025,6 +1105,7 @@
     <w:p>
       <w:pPr>
         <w:pStyle w:val="FirstParagraph"/>
+        <w:spacing w:before="0" w:after="60" w:line="240" w:lineRule="auto"/>
       </w:pPr>
       <w:r>
         <w:t xml:space="preserve">Complete the table.</w:t>
@@ -1058,6 +1139,7 @@
           <w:p>
             <w:pPr>
               <w:pStyle w:val="Compact"/>
+              <w:spacing w:before="0" w:after="60" w:line="240" w:lineRule="auto"/>
               <w:jc w:val="left"/>
             </w:pPr>
             <w:r>
@@ -1070,6 +1152,7 @@
           <w:p>
             <w:pPr>
               <w:pStyle w:val="Compact"/>
+              <w:spacing w:before="0" w:after="60" w:line="240" w:lineRule="auto"/>
               <w:jc w:val="left"/>
             </w:pPr>
             <w:r>
@@ -1084,6 +1167,7 @@
           <w:p>
             <w:pPr>
               <w:pStyle w:val="Compact"/>
+              <w:spacing w:before="0" w:after="60" w:line="240" w:lineRule="auto"/>
               <w:jc w:val="left"/>
             </w:pPr>
             <w:r>
@@ -1096,6 +1180,7 @@
           <w:p>
             <w:pPr>
               <w:pStyle w:val="Compact"/>
+              <w:spacing w:before="0" w:after="60" w:line="240" w:lineRule="auto"/>
               <w:jc w:val="left"/>
             </w:pPr>
             <w:r>
@@ -1110,6 +1195,7 @@
           <w:p>
             <w:pPr>
               <w:pStyle w:val="Compact"/>
+              <w:spacing w:before="0" w:after="60" w:line="240" w:lineRule="auto"/>
               <w:jc w:val="left"/>
             </w:pPr>
             <w:r>
@@ -1122,6 +1208,7 @@
           <w:p>
             <w:pPr>
               <w:pStyle w:val="Compact"/>
+              <w:spacing w:before="0" w:after="60" w:line="240" w:lineRule="auto"/>
             </w:pPr>
           </w:p>
         </w:tc>
@@ -1132,6 +1219,7 @@
           <w:p>
             <w:pPr>
               <w:pStyle w:val="Compact"/>
+              <w:spacing w:before="0" w:after="60" w:line="240" w:lineRule="auto"/>
               <w:jc w:val="left"/>
             </w:pPr>
             <w:r>
@@ -1144,6 +1232,7 @@
           <w:p>
             <w:pPr>
               <w:pStyle w:val="Compact"/>
+              <w:spacing w:before="0" w:after="60" w:line="240" w:lineRule="auto"/>
             </w:pPr>
           </w:p>
         </w:tc>
@@ -1154,6 +1243,7 @@
           <w:p>
             <w:pPr>
               <w:pStyle w:val="Compact"/>
+              <w:spacing w:before="0" w:after="60" w:line="240" w:lineRule="auto"/>
               <w:jc w:val="left"/>
             </w:pPr>
             <w:r>
@@ -1166,6 +1256,7 @@
           <w:p>
             <w:pPr>
               <w:pStyle w:val="Compact"/>
+              <w:spacing w:before="0" w:after="60" w:line="240" w:lineRule="auto"/>
             </w:pPr>
           </w:p>
         </w:tc>
@@ -1176,6 +1267,7 @@
           <w:p>
             <w:pPr>
               <w:pStyle w:val="Compact"/>
+              <w:spacing w:before="0" w:after="60" w:line="240" w:lineRule="auto"/>
               <w:jc w:val="left"/>
             </w:pPr>
             <w:r>
@@ -1188,6 +1280,7 @@
           <w:p>
             <w:pPr>
               <w:pStyle w:val="Compact"/>
+              <w:spacing w:before="0" w:after="60" w:line="240" w:lineRule="auto"/>
             </w:pPr>
           </w:p>
         </w:tc>
@@ -1198,6 +1291,7 @@
           <w:p>
             <w:pPr>
               <w:pStyle w:val="Compact"/>
+              <w:spacing w:before="0" w:after="60" w:line="240" w:lineRule="auto"/>
               <w:jc w:val="left"/>
             </w:pPr>
             <w:r>
@@ -1210,6 +1304,7 @@
           <w:p>
             <w:pPr>
               <w:pStyle w:val="Compact"/>
+              <w:spacing w:before="0" w:after="60" w:line="240" w:lineRule="auto"/>
             </w:pPr>
           </w:p>
         </w:tc>
@@ -1220,6 +1315,7 @@
           <w:p>
             <w:pPr>
               <w:pStyle w:val="Compact"/>
+              <w:spacing w:before="0" w:after="60" w:line="240" w:lineRule="auto"/>
               <w:jc w:val="left"/>
             </w:pPr>
             <w:r>
@@ -1232,6 +1328,7 @@
           <w:p>
             <w:pPr>
               <w:pStyle w:val="Compact"/>
+              <w:spacing w:before="0" w:after="60" w:line="240" w:lineRule="auto"/>
             </w:pPr>
           </w:p>
         </w:tc>
@@ -1242,6 +1339,7 @@
           <w:p>
             <w:pPr>
               <w:pStyle w:val="Compact"/>
+              <w:spacing w:before="0" w:after="60" w:line="240" w:lineRule="auto"/>
               <w:jc w:val="left"/>
             </w:pPr>
             <w:r>
@@ -1254,6 +1352,7 @@
           <w:p>
             <w:pPr>
               <w:pStyle w:val="Compact"/>
+              <w:spacing w:before="0" w:after="60" w:line="240" w:lineRule="auto"/>
             </w:pPr>
           </w:p>
         </w:tc>
@@ -1264,6 +1363,7 @@
           <w:p>
             <w:pPr>
               <w:pStyle w:val="Compact"/>
+              <w:spacing w:before="0" w:after="60" w:line="240" w:lineRule="auto"/>
               <w:jc w:val="left"/>
             </w:pPr>
             <w:r>
@@ -1276,6 +1376,7 @@
           <w:p>
             <w:pPr>
               <w:pStyle w:val="Compact"/>
+              <w:spacing w:before="0" w:after="60" w:line="240" w:lineRule="auto"/>
             </w:pPr>
           </w:p>
         </w:tc>
@@ -1286,6 +1387,7 @@
     <w:p>
       <w:pPr>
         <w:pStyle w:val="Heading3"/>
+        <w:spacing w:before="120" w:after="40" w:line="240" w:lineRule="auto"/>
       </w:pPr>
       <w:r>
         <w:t xml:space="preserve">Part B</w:t>
@@ -1294,6 +1396,7 @@
     <w:p>
       <w:pPr>
         <w:pStyle w:val="FirstParagraph"/>
+        <w:spacing w:before="0" w:after="60" w:line="240" w:lineRule="auto"/>
       </w:pPr>
       <w:r>
         <w:t xml:space="preserve">Write the correct form of the word.</w:t>
@@ -1306,6 +1409,7 @@
           <w:numId w:val="1006"/>
         </w:numPr>
         <w:pStyle w:val="Compact"/>
+        <w:spacing w:before="0" w:after="60" w:line="240" w:lineRule="auto"/>
       </w:pPr>
       <w:r>
         <w:t xml:space="preserve">The market is __________________ (busy) than the supermarket.</w:t>
@@ -1318,6 +1422,7 @@
           <w:numId w:val="1006"/>
         </w:numPr>
         <w:pStyle w:val="Compact"/>
+        <w:spacing w:before="0" w:after="60" w:line="240" w:lineRule="auto"/>
       </w:pPr>
       <w:r>
         <w:t xml:space="preserve">The supermarket is __________________ (quiet) than the market.</w:t>
@@ -1330,6 +1435,7 @@
           <w:numId w:val="1006"/>
         </w:numPr>
         <w:pStyle w:val="Compact"/>
+        <w:spacing w:before="0" w:after="60" w:line="240" w:lineRule="auto"/>
       </w:pPr>
       <w:r>
         <w:t xml:space="preserve">Vegetables are __________________ (cheap) at the market than at the supermarket.</w:t>
@@ -1342,6 +1448,7 @@
           <w:numId w:val="1006"/>
         </w:numPr>
         <w:pStyle w:val="Compact"/>
+        <w:spacing w:before="0" w:after="60" w:line="240" w:lineRule="auto"/>
       </w:pPr>
       <w:r>
         <w:t xml:space="preserve">The supermarket is __________________ (expensive) than the market.</w:t>
@@ -1354,6 +1461,7 @@
           <w:numId w:val="1006"/>
         </w:numPr>
         <w:pStyle w:val="Compact"/>
+        <w:spacing w:before="0" w:after="60" w:line="240" w:lineRule="auto"/>
       </w:pPr>
       <w:r>
         <w:t xml:space="preserve">I think the market is __________________ (good) than the supermarket because it is friendly.</w:t>
@@ -1364,6 +1472,7 @@
     <w:p>
       <w:pPr>
         <w:pStyle w:val="Heading3"/>
+        <w:spacing w:before="120" w:after="40" w:line="240" w:lineRule="auto"/>
       </w:pPr>
       <w:r>
         <w:t xml:space="preserve">Part C</w:t>
@@ -1372,6 +1481,7 @@
     <w:p>
       <w:pPr>
         <w:pStyle w:val="FirstParagraph"/>
+        <w:spacing w:before="0" w:after="60" w:line="240" w:lineRule="auto"/>
       </w:pPr>
       <w:r>
         <w:t xml:space="preserve">Three steps. Tick each step when you hear it.</w:t>
@@ -1384,6 +1494,7 @@
           <w:numId w:val="1007"/>
         </w:numPr>
         <w:pStyle w:val="Compact"/>
+        <w:spacing w:before="0" w:after="60" w:line="240" w:lineRule="auto"/>
       </w:pPr>
       <w:r>
         <w:t xml:space="preserve">☐</w:t>
@@ -1412,6 +1523,7 @@
           <w:numId w:val="1007"/>
         </w:numPr>
         <w:pStyle w:val="Compact"/>
+        <w:spacing w:before="0" w:after="60" w:line="240" w:lineRule="auto"/>
       </w:pPr>
       <w:r>
         <w:t xml:space="preserve">☐</w:t>
@@ -1440,6 +1552,7 @@
           <w:numId w:val="1007"/>
         </w:numPr>
         <w:pStyle w:val="Compact"/>
+        <w:spacing w:before="0" w:after="60" w:line="240" w:lineRule="auto"/>
       </w:pPr>
       <w:r>
         <w:t xml:space="preserve">☐</w:t>
@@ -1467,6 +1580,7 @@
     <w:p>
       <w:pPr>
         <w:pStyle w:val="Heading2"/>
+        <w:spacing w:before="120" w:after="40" w:line="240" w:lineRule="auto"/>
       </w:pPr>
       <w:r>
         <w:t xml:space="preserve">Handout 5: Listening and discussion (Task 4)</w:t>
@@ -1476,6 +1590,7 @@
     <w:p>
       <w:pPr>
         <w:pStyle w:val="Heading3"/>
+        <w:spacing w:before="120" w:after="40" w:line="240" w:lineRule="auto"/>
       </w:pPr>
       <w:r>
         <w:t xml:space="preserve">Part A: Text 1</w:t>
@@ -1484,6 +1599,7 @@
     <w:p>
       <w:pPr>
         <w:pStyle w:val="FirstParagraph"/>
+        <w:spacing w:before="0" w:after="60" w:line="240" w:lineRule="auto"/>
       </w:pPr>
       <w:r>
         <w:t xml:space="preserve">Listen. Circle Yes or No.</w:t>
@@ -1496,6 +1612,7 @@
           <w:numId w:val="1008"/>
         </w:numPr>
         <w:pStyle w:val="Compact"/>
+        <w:spacing w:before="0" w:after="60" w:line="240" w:lineRule="auto"/>
       </w:pPr>
       <w:r>
         <w:t xml:space="preserve">Is this about buying books? Yes / No</w:t>
@@ -1508,6 +1625,7 @@
           <w:numId w:val="1008"/>
         </w:numPr>
         <w:pStyle w:val="Compact"/>
+        <w:spacing w:before="0" w:after="60" w:line="240" w:lineRule="auto"/>
       </w:pPr>
       <w:r>
         <w:t xml:space="preserve">Is this about joining a library? Yes / No</w:t>
@@ -1516,6 +1634,7 @@
     <w:p>
       <w:pPr>
         <w:pStyle w:val="FirstParagraph"/>
+        <w:spacing w:before="0" w:after="60" w:line="240" w:lineRule="auto"/>
       </w:pPr>
       <w:r>
         <w:t xml:space="preserve">Listen again. Write a short answer.</w:t>
@@ -1528,6 +1647,7 @@
           <w:numId w:val="1009"/>
         </w:numPr>
         <w:pStyle w:val="Compact"/>
+        <w:spacing w:before="0" w:after="60" w:line="240" w:lineRule="auto"/>
       </w:pPr>
       <w:r>
         <w:t xml:space="preserve">How much does it cost to join the library? ______________________________</w:t>
@@ -1540,6 +1660,7 @@
           <w:numId w:val="1009"/>
         </w:numPr>
         <w:pStyle w:val="Compact"/>
+        <w:spacing w:before="0" w:after="60" w:line="240" w:lineRule="auto"/>
       </w:pPr>
       <w:r>
         <w:t xml:space="preserve">What time does the library close tomorrow? ______________________________</w:t>
@@ -1550,6 +1671,7 @@
     <w:p>
       <w:pPr>
         <w:pStyle w:val="Heading3"/>
+        <w:spacing w:before="120" w:after="40" w:line="240" w:lineRule="auto"/>
       </w:pPr>
       <w:r>
         <w:t xml:space="preserve">Part B: Text 2</w:t>
@@ -1558,6 +1680,7 @@
     <w:p>
       <w:pPr>
         <w:pStyle w:val="FirstParagraph"/>
+        <w:spacing w:before="0" w:after="60" w:line="240" w:lineRule="auto"/>
       </w:pPr>
       <w:r>
         <w:t xml:space="preserve">Listen. Circle Yes or No.</w:t>
@@ -1570,6 +1693,7 @@
           <w:numId w:val="1010"/>
         </w:numPr>
         <w:pStyle w:val="Compact"/>
+        <w:spacing w:before="0" w:after="60" w:line="240" w:lineRule="auto"/>
       </w:pPr>
       <w:r>
         <w:t xml:space="preserve">Is this about a new garden? Yes / No</w:t>
@@ -1582,6 +1706,7 @@
           <w:numId w:val="1010"/>
         </w:numPr>
         <w:pStyle w:val="Compact"/>
+        <w:spacing w:before="0" w:after="60" w:line="240" w:lineRule="auto"/>
       </w:pPr>
       <w:r>
         <w:t xml:space="preserve">Is this about a cooking class? Yes / No</w:t>
@@ -1590,6 +1715,7 @@
     <w:p>
       <w:pPr>
         <w:pStyle w:val="FirstParagraph"/>
+        <w:spacing w:before="0" w:after="60" w:line="240" w:lineRule="auto"/>
       </w:pPr>
       <w:r>
         <w:t xml:space="preserve">Listen again. Write a short answer.</w:t>
@@ -1602,6 +1728,7 @@
           <w:numId w:val="1011"/>
         </w:numPr>
         <w:pStyle w:val="Compact"/>
+        <w:spacing w:before="0" w:after="60" w:line="240" w:lineRule="auto"/>
       </w:pPr>
       <w:r>
         <w:t xml:space="preserve">When does the garden open? ______________________________</w:t>
@@ -1614,6 +1741,7 @@
           <w:numId w:val="1011"/>
         </w:numPr>
         <w:pStyle w:val="Compact"/>
+        <w:spacing w:before="0" w:after="60" w:line="240" w:lineRule="auto"/>
       </w:pPr>
       <w:r>
         <w:t xml:space="preserve">What time does the gardening class start? ______________________________</w:t>
@@ -1624,6 +1752,7 @@
     <w:p>
       <w:pPr>
         <w:pStyle w:val="Heading3"/>
+        <w:spacing w:before="120" w:after="40" w:line="240" w:lineRule="auto"/>
       </w:pPr>
       <w:r>
         <w:t xml:space="preserve">Part C: Discussion</w:t>
@@ -1632,6 +1761,7 @@
     <w:p>
       <w:pPr>
         <w:pStyle w:val="FirstParagraph"/>
+        <w:spacing w:before="0" w:after="60" w:line="240" w:lineRule="auto"/>
       </w:pPr>
       <w:r>
         <w:t xml:space="preserve">Talk in your group for three minutes.</w:t>
@@ -1644,6 +1774,7 @@
           <w:numId w:val="1012"/>
         </w:numPr>
         <w:pStyle w:val="Compact"/>
+        <w:spacing w:before="0" w:after="60" w:line="240" w:lineRule="auto"/>
       </w:pPr>
       <w:r>
         <w:t xml:space="preserve">Do you go to a library? What can you do there?</w:t>
@@ -1656,6 +1787,7 @@
           <w:numId w:val="1012"/>
         </w:numPr>
         <w:pStyle w:val="Compact"/>
+        <w:spacing w:before="0" w:after="60" w:line="240" w:lineRule="auto"/>
       </w:pPr>
       <w:r>
         <w:t xml:space="preserve">Is there a park or a garden near your home? What can you do there?</w:t>
@@ -1668,6 +1800,7 @@
           <w:numId w:val="1012"/>
         </w:numPr>
         <w:pStyle w:val="Compact"/>
+        <w:spacing w:before="0" w:after="60" w:line="240" w:lineRule="auto"/>
       </w:pPr>
       <w:r>
         <w:t xml:space="preserve">What is good about your area? What is not good?</w:t>
@@ -1676,6 +1809,7 @@
     <w:p>
       <w:pPr>
         <w:pStyle w:val="FirstParagraph"/>
+        <w:spacing w:before="0" w:after="60" w:line="240" w:lineRule="auto"/>
       </w:pPr>
       <w:r>
         <w:t xml:space="preserve">Useful phrases:</w:t>
@@ -1688,6 +1822,7 @@
           <w:numId w:val="1013"/>
         </w:numPr>
         <w:pStyle w:val="Compact"/>
+        <w:spacing w:before="0" w:after="60" w:line="240" w:lineRule="auto"/>
       </w:pPr>
       <w:r>
         <w:t xml:space="preserve">I think …</w:t>
@@ -1700,6 +1835,7 @@
           <w:numId w:val="1013"/>
         </w:numPr>
         <w:pStyle w:val="Compact"/>
+        <w:spacing w:before="0" w:after="60" w:line="240" w:lineRule="auto"/>
       </w:pPr>
       <w:r>
         <w:t xml:space="preserve">I agree.</w:t>
@@ -1712,6 +1848,7 @@
           <w:numId w:val="1013"/>
         </w:numPr>
         <w:pStyle w:val="Compact"/>
+        <w:spacing w:before="0" w:after="60" w:line="240" w:lineRule="auto"/>
       </w:pPr>
       <w:r>
         <w:t xml:space="preserve">I don’t agree because …</w:t>
@@ -1724,6 +1861,7 @@
           <w:numId w:val="1013"/>
         </w:numPr>
         <w:pStyle w:val="Compact"/>
+        <w:spacing w:before="0" w:after="60" w:line="240" w:lineRule="auto"/>
       </w:pPr>
       <w:r>
         <w:t xml:space="preserve">What about you?</w:t>
@@ -1735,6 +1873,7 @@
     <w:p>
       <w:pPr>
         <w:pStyle w:val="Heading2"/>
+        <w:spacing w:before="120" w:after="40" w:line="240" w:lineRule="auto"/>
       </w:pPr>
       <w:r>
         <w:t xml:space="preserve">Handout 6: Mini mock and self-check</w:t>
@@ -1744,6 +1883,7 @@
     <w:p>
       <w:pPr>
         <w:pStyle w:val="Heading3"/>
+        <w:spacing w:before="120" w:after="40" w:line="240" w:lineRule="auto"/>
       </w:pPr>
       <w:r>
         <w:t xml:space="preserve">Mini mock</w:t>
@@ -1752,6 +1892,7 @@
     <w:p>
       <w:pPr>
         <w:pStyle w:val="FirstParagraph"/>
+        <w:spacing w:before="0" w:after="60" w:line="240" w:lineRule="auto"/>
       </w:pPr>
       <w:r>
         <w:t xml:space="preserve">Work with a partner. Your teacher has the timer.</w:t>
@@ -1764,6 +1905,7 @@
           <w:numId w:val="1014"/>
         </w:numPr>
         <w:pStyle w:val="Compact"/>
+        <w:spacing w:before="0" w:after="60" w:line="240" w:lineRule="auto"/>
       </w:pPr>
       <w:r>
         <w:rPr>
@@ -1786,6 +1928,7 @@
           <w:numId w:val="1014"/>
         </w:numPr>
         <w:pStyle w:val="Compact"/>
+        <w:spacing w:before="0" w:after="60" w:line="240" w:lineRule="auto"/>
       </w:pPr>
       <w:r>
         <w:rPr>
@@ -1808,6 +1951,7 @@
           <w:numId w:val="1014"/>
         </w:numPr>
         <w:pStyle w:val="Compact"/>
+        <w:spacing w:before="0" w:after="60" w:line="240" w:lineRule="auto"/>
       </w:pPr>
       <w:r>
         <w:rPr>
@@ -1828,6 +1972,7 @@
     <w:p>
       <w:pPr>
         <w:pStyle w:val="Heading3"/>
+        <w:spacing w:before="120" w:after="40" w:line="240" w:lineRule="auto"/>
       </w:pPr>
       <w:r>
         <w:t xml:space="preserve">Self-check</w:t>
@@ -1836,6 +1981,7 @@
     <w:p>
       <w:pPr>
         <w:pStyle w:val="FirstParagraph"/>
+        <w:spacing w:before="0" w:after="60" w:line="240" w:lineRule="auto"/>
       </w:pPr>
       <w:r>
         <w:t xml:space="preserve">Tick Yes or Not yet.</w:t>
@@ -1870,6 +2016,7 @@
           <w:p>
             <w:pPr>
               <w:pStyle w:val="Compact"/>
+              <w:spacing w:before="0" w:after="60" w:line="240" w:lineRule="auto"/>
               <w:jc w:val="left"/>
             </w:pPr>
             <w:r>
@@ -1882,6 +2029,7 @@
           <w:p>
             <w:pPr>
               <w:pStyle w:val="Compact"/>
+              <w:spacing w:before="0" w:after="60" w:line="240" w:lineRule="auto"/>
               <w:jc w:val="left"/>
             </w:pPr>
             <w:r>
@@ -1894,6 +2042,7 @@
           <w:p>
             <w:pPr>
               <w:pStyle w:val="Compact"/>
+              <w:spacing w:before="0" w:after="60" w:line="240" w:lineRule="auto"/>
               <w:jc w:val="left"/>
             </w:pPr>
             <w:r>
@@ -1908,6 +2057,7 @@
           <w:p>
             <w:pPr>
               <w:pStyle w:val="Compact"/>
+              <w:spacing w:before="0" w:after="60" w:line="240" w:lineRule="auto"/>
               <w:jc w:val="left"/>
             </w:pPr>
             <w:r>
@@ -1920,14 +2070,16 @@
           <w:p>
             <w:pPr>
               <w:pStyle w:val="Compact"/>
-            </w:pPr>
-          </w:p>
-        </w:tc>
-        <w:tc>
-          <w:tcPr/>
-          <w:p>
-            <w:pPr>
-              <w:pStyle w:val="Compact"/>
+              <w:spacing w:before="0" w:after="60" w:line="240" w:lineRule="auto"/>
+            </w:pPr>
+          </w:p>
+        </w:tc>
+        <w:tc>
+          <w:tcPr/>
+          <w:p>
+            <w:pPr>
+              <w:pStyle w:val="Compact"/>
+              <w:spacing w:before="0" w:after="60" w:line="240" w:lineRule="auto"/>
             </w:pPr>
           </w:p>
         </w:tc>
@@ -1938,6 +2090,7 @@
           <w:p>
             <w:pPr>
               <w:pStyle w:val="Compact"/>
+              <w:spacing w:before="0" w:after="60" w:line="240" w:lineRule="auto"/>
               <w:jc w:val="left"/>
             </w:pPr>
             <w:r>
@@ -1950,14 +2103,16 @@
           <w:p>
             <w:pPr>
               <w:pStyle w:val="Compact"/>
-            </w:pPr>
-          </w:p>
-        </w:tc>
-        <w:tc>
-          <w:tcPr/>
-          <w:p>
-            <w:pPr>
-              <w:pStyle w:val="Compact"/>
+              <w:spacing w:before="0" w:after="60" w:line="240" w:lineRule="auto"/>
+            </w:pPr>
+          </w:p>
+        </w:tc>
+        <w:tc>
+          <w:tcPr/>
+          <w:p>
+            <w:pPr>
+              <w:pStyle w:val="Compact"/>
+              <w:spacing w:before="0" w:after="60" w:line="240" w:lineRule="auto"/>
             </w:pPr>
           </w:p>
         </w:tc>
@@ -1968,6 +2123,7 @@
           <w:p>
             <w:pPr>
               <w:pStyle w:val="Compact"/>
+              <w:spacing w:before="0" w:after="60" w:line="240" w:lineRule="auto"/>
               <w:jc w:val="left"/>
             </w:pPr>
             <w:r>
@@ -1980,14 +2136,16 @@
           <w:p>
             <w:pPr>
               <w:pStyle w:val="Compact"/>
-            </w:pPr>
-          </w:p>
-        </w:tc>
-        <w:tc>
-          <w:tcPr/>
-          <w:p>
-            <w:pPr>
-              <w:pStyle w:val="Compact"/>
+              <w:spacing w:before="0" w:after="60" w:line="240" w:lineRule="auto"/>
+            </w:pPr>
+          </w:p>
+        </w:tc>
+        <w:tc>
+          <w:tcPr/>
+          <w:p>
+            <w:pPr>
+              <w:pStyle w:val="Compact"/>
+              <w:spacing w:before="0" w:after="60" w:line="240" w:lineRule="auto"/>
             </w:pPr>
           </w:p>
         </w:tc>
@@ -1998,6 +2156,7 @@
           <w:p>
             <w:pPr>
               <w:pStyle w:val="Compact"/>
+              <w:spacing w:before="0" w:after="60" w:line="240" w:lineRule="auto"/>
               <w:jc w:val="left"/>
             </w:pPr>
             <w:r>
@@ -2010,14 +2169,16 @@
           <w:p>
             <w:pPr>
               <w:pStyle w:val="Compact"/>
-            </w:pPr>
-          </w:p>
-        </w:tc>
-        <w:tc>
-          <w:tcPr/>
-          <w:p>
-            <w:pPr>
-              <w:pStyle w:val="Compact"/>
+              <w:spacing w:before="0" w:after="60" w:line="240" w:lineRule="auto"/>
+            </w:pPr>
+          </w:p>
+        </w:tc>
+        <w:tc>
+          <w:tcPr/>
+          <w:p>
+            <w:pPr>
+              <w:pStyle w:val="Compact"/>
+              <w:spacing w:before="0" w:after="60" w:line="240" w:lineRule="auto"/>
             </w:pPr>
           </w:p>
         </w:tc>
@@ -2028,6 +2189,7 @@
           <w:p>
             <w:pPr>
               <w:pStyle w:val="Compact"/>
+              <w:spacing w:before="0" w:after="60" w:line="240" w:lineRule="auto"/>
               <w:jc w:val="left"/>
             </w:pPr>
             <w:r>
@@ -2040,14 +2202,16 @@
           <w:p>
             <w:pPr>
               <w:pStyle w:val="Compact"/>
-            </w:pPr>
-          </w:p>
-        </w:tc>
-        <w:tc>
-          <w:tcPr/>
-          <w:p>
-            <w:pPr>
-              <w:pStyle w:val="Compact"/>
+              <w:spacing w:before="0" w:after="60" w:line="240" w:lineRule="auto"/>
+            </w:pPr>
+          </w:p>
+        </w:tc>
+        <w:tc>
+          <w:tcPr/>
+          <w:p>
+            <w:pPr>
+              <w:pStyle w:val="Compact"/>
+              <w:spacing w:before="0" w:after="60" w:line="240" w:lineRule="auto"/>
             </w:pPr>
           </w:p>
         </w:tc>
@@ -2058,6 +2222,7 @@
           <w:p>
             <w:pPr>
               <w:pStyle w:val="Compact"/>
+              <w:spacing w:before="0" w:after="60" w:line="240" w:lineRule="auto"/>
               <w:jc w:val="left"/>
             </w:pPr>
             <w:r>
@@ -2070,14 +2235,16 @@
           <w:p>
             <w:pPr>
               <w:pStyle w:val="Compact"/>
-            </w:pPr>
-          </w:p>
-        </w:tc>
-        <w:tc>
-          <w:tcPr/>
-          <w:p>
-            <w:pPr>
-              <w:pStyle w:val="Compact"/>
+              <w:spacing w:before="0" w:after="60" w:line="240" w:lineRule="auto"/>
+            </w:pPr>
+          </w:p>
+        </w:tc>
+        <w:tc>
+          <w:tcPr/>
+          <w:p>
+            <w:pPr>
+              <w:pStyle w:val="Compact"/>
+              <w:spacing w:before="0" w:after="60" w:line="240" w:lineRule="auto"/>
             </w:pPr>
           </w:p>
         </w:tc>
@@ -2088,6 +2255,7 @@
           <w:p>
             <w:pPr>
               <w:pStyle w:val="Compact"/>
+              <w:spacing w:before="0" w:after="60" w:line="240" w:lineRule="auto"/>
               <w:jc w:val="left"/>
             </w:pPr>
             <w:r>
@@ -2100,14 +2268,16 @@
           <w:p>
             <w:pPr>
               <w:pStyle w:val="Compact"/>
-            </w:pPr>
-          </w:p>
-        </w:tc>
-        <w:tc>
-          <w:tcPr/>
-          <w:p>
-            <w:pPr>
-              <w:pStyle w:val="Compact"/>
+              <w:spacing w:before="0" w:after="60" w:line="240" w:lineRule="auto"/>
+            </w:pPr>
+          </w:p>
+        </w:tc>
+        <w:tc>
+          <w:tcPr/>
+          <w:p>
+            <w:pPr>
+              <w:pStyle w:val="Compact"/>
+              <w:spacing w:before="0" w:after="60" w:line="240" w:lineRule="auto"/>
             </w:pPr>
           </w:p>
         </w:tc>
@@ -2118,6 +2288,7 @@
     <w:p>
       <w:pPr>
         <w:pStyle w:val="Heading3"/>
+        <w:spacing w:before="120" w:after="40" w:line="240" w:lineRule="auto"/>
       </w:pPr>
       <w:r>
         <w:t xml:space="preserve">On exam day</w:t>
@@ -2130,6 +2301,7 @@
           <w:numId w:val="1015"/>
         </w:numPr>
         <w:pStyle w:val="Compact"/>
+        <w:spacing w:before="0" w:after="60" w:line="240" w:lineRule="auto"/>
       </w:pPr>
       <w:r>
         <w:t xml:space="preserve">Answer + one more thing.</w:t>
@@ -2142,6 +2314,7 @@
           <w:numId w:val="1015"/>
         </w:numPr>
         <w:pStyle w:val="Compact"/>
+        <w:spacing w:before="0" w:after="60" w:line="240" w:lineRule="auto"/>
       </w:pPr>
       <w:r>
         <w:t xml:space="preserve">Use your thinking minute.</w:t>
@@ -2154,6 +2327,7 @@
           <w:numId w:val="1015"/>
         </w:numPr>
         <w:pStyle w:val="Compact"/>
+        <w:spacing w:before="0" w:after="60" w:line="240" w:lineRule="auto"/>
       </w:pPr>
       <w:r>
         <w:t xml:space="preserve">Look at your partner and listen.</w:t>
@@ -2166,6 +2340,7 @@
           <w:numId w:val="1015"/>
         </w:numPr>
         <w:pStyle w:val="Compact"/>
+        <w:spacing w:before="0" w:after="60" w:line="240" w:lineRule="auto"/>
       </w:pPr>
       <w:r>
         <w:t xml:space="preserve">You can say:</w:t>
@@ -2188,7 +2363,7 @@
     <w:bookmarkEnd w:id="46"/>
     <w:sectPr>
       <w:pgSz w:h="16838" w:w="11906"/>
-      <w:pgMar w:bottom="1020" w:left="1020" w:right="1020" w:top="1020"/>
+      <w:pgMar w:bottom="680" w:left="737" w:right="737" w:top="680" w:header="340" w:footer="340"/>
     </w:sectPr>
   </w:body>
 </w:document>
@@ -2944,7 +3119,7 @@
       <w:spacing w:after="0" w:before="300"/>
     </w:pPr>
     <w:rPr>
-      <w:sz w:val="20"/>
+      <w:sz w:val="22"/>
       <w:szCs w:val="20"/>
       <w:rFonts w:ascii="Arial" w:cs="Arial" w:eastAsia="Arial" w:hAnsi="Arial"/>
       <w:b/>
@@ -2964,7 +3139,7 @@
     </w:pPr>
     <w:rPr>
       <w:rFonts w:ascii="Arial" w:cs="Arial" w:eastAsia="Arial" w:hAnsi="Arial"/>
-      <w:sz w:val="20"/>
+      <w:sz w:val="22"/>
       <w:szCs w:val="20"/>
     </w:rPr>
   </w:style>

--- a/e2/speaking-listening/docs/esb-exam-prep-all-tasks-student-handouts.docx
+++ b/e2/speaking-listening/docs/esb-exam-prep-all-tasks-student-handouts.docx
@@ -5,6 +5,7 @@
     <w:p>
       <w:pPr>
         <w:pStyle w:val="FirstParagraph"/>
+        <w:keepNext/>
         <w:spacing w:before="0" w:after="60" w:line="240" w:lineRule="auto"/>
       </w:pPr>
       <w:r>
@@ -54,6 +55,7 @@
     <w:p>
       <w:pPr>
         <w:pStyle w:val="Heading1"/>
+        <w:keepNext/>
         <w:spacing w:before="120" w:after="40" w:line="240" w:lineRule="auto"/>
       </w:pPr>
       <w:r>
@@ -63,6 +65,7 @@
     <w:p>
       <w:pPr>
         <w:pStyle w:val="FirstParagraph"/>
+        <w:keepNext/>
         <w:spacing w:before="0" w:after="60" w:line="240" w:lineRule="auto"/>
       </w:pPr>
       <w:r>
@@ -73,7 +76,8 @@
     <w:p>
       <w:pPr>
         <w:pStyle w:val="Heading2"/>
-        <w:spacing w:before="120" w:after="40" w:line="240" w:lineRule="auto"/>
+        <w:keepNext/>
+        <w:spacing w:before="423" w:after="40" w:line="240" w:lineRule="auto"/>
       </w:pPr>
       <w:r>
         <w:t xml:space="preserve">Handout 1: The exam</w:t>
@@ -83,7 +87,8 @@
     <w:p>
       <w:pPr>
         <w:pStyle w:val="Heading3"/>
-        <w:spacing w:before="120" w:after="40" w:line="240" w:lineRule="auto"/>
+        <w:keepNext/>
+        <w:spacing w:before="423" w:after="40" w:line="240" w:lineRule="auto"/>
       </w:pPr>
       <w:r>
         <w:t xml:space="preserve">Part A</w:t>
@@ -92,6 +97,7 @@
     <w:p>
       <w:pPr>
         <w:pStyle w:val="FirstParagraph"/>
+        <w:keepNext/>
         <w:spacing w:before="0" w:after="60" w:line="240" w:lineRule="auto"/>
       </w:pPr>
       <w:r>
@@ -126,6 +132,7 @@
           <w:p>
             <w:pPr>
               <w:pStyle w:val="Compact"/>
+              <w:keepNext/>
               <w:spacing w:before="0" w:after="60" w:line="240" w:lineRule="auto"/>
               <w:jc w:val="left"/>
             </w:pPr>
@@ -139,6 +146,7 @@
           <w:p>
             <w:pPr>
               <w:pStyle w:val="Compact"/>
+              <w:keepNext/>
               <w:spacing w:before="0" w:after="60" w:line="240" w:lineRule="auto"/>
               <w:jc w:val="left"/>
             </w:pPr>
@@ -154,6 +162,7 @@
           <w:p>
             <w:pPr>
               <w:pStyle w:val="Compact"/>
+              <w:keepNext/>
               <w:spacing w:before="0" w:after="60" w:line="240" w:lineRule="auto"/>
               <w:jc w:val="left"/>
             </w:pPr>
@@ -167,6 +176,7 @@
           <w:p>
             <w:pPr>
               <w:pStyle w:val="Compact"/>
+              <w:keepNext/>
               <w:spacing w:before="0" w:after="60" w:line="240" w:lineRule="auto"/>
               <w:jc w:val="left"/>
             </w:pPr>
@@ -182,6 +192,7 @@
           <w:p>
             <w:pPr>
               <w:pStyle w:val="Compact"/>
+              <w:keepNext/>
               <w:spacing w:before="0" w:after="60" w:line="240" w:lineRule="auto"/>
               <w:jc w:val="left"/>
             </w:pPr>
@@ -195,6 +206,7 @@
           <w:p>
             <w:pPr>
               <w:pStyle w:val="Compact"/>
+              <w:keepNext/>
               <w:spacing w:before="0" w:after="60" w:line="240" w:lineRule="auto"/>
               <w:jc w:val="left"/>
             </w:pPr>
@@ -210,6 +222,7 @@
           <w:p>
             <w:pPr>
               <w:pStyle w:val="Compact"/>
+              <w:keepNext/>
               <w:spacing w:before="0" w:after="60" w:line="240" w:lineRule="auto"/>
               <w:jc w:val="left"/>
             </w:pPr>
@@ -223,6 +236,7 @@
           <w:p>
             <w:pPr>
               <w:pStyle w:val="Compact"/>
+              <w:keepNext/>
               <w:spacing w:before="0" w:after="60" w:line="240" w:lineRule="auto"/>
               <w:jc w:val="left"/>
             </w:pPr>
@@ -238,6 +252,7 @@
           <w:p>
             <w:pPr>
               <w:pStyle w:val="Compact"/>
+              <w:keepNext/>
               <w:spacing w:before="0" w:after="60" w:line="240" w:lineRule="auto"/>
               <w:jc w:val="left"/>
             </w:pPr>
@@ -251,6 +266,7 @@
           <w:p>
             <w:pPr>
               <w:pStyle w:val="Compact"/>
+              <w:keepNext/>
               <w:spacing w:before="0" w:after="60" w:line="240" w:lineRule="auto"/>
               <w:jc w:val="left"/>
             </w:pPr>
@@ -264,6 +280,7 @@
     <w:p>
       <w:pPr>
         <w:pStyle w:val="BodyText"/>
+        <w:keepNext/>
         <w:spacing w:before="0" w:after="60" w:line="240" w:lineRule="auto"/>
       </w:pPr>
       <w:r>
@@ -275,7 +292,8 @@
     <w:p>
       <w:pPr>
         <w:pStyle w:val="Heading3"/>
-        <w:spacing w:before="120" w:after="40" w:line="240" w:lineRule="auto"/>
+        <w:keepNext/>
+        <w:spacing w:before="423" w:after="40" w:line="240" w:lineRule="auto"/>
       </w:pPr>
       <w:r>
         <w:t xml:space="preserve">Part B</w:t>
@@ -284,6 +302,7 @@
     <w:p>
       <w:pPr>
         <w:pStyle w:val="FirstParagraph"/>
+        <w:keepNext/>
         <w:spacing w:before="0" w:after="60" w:line="240" w:lineRule="auto"/>
       </w:pPr>
       <w:r>
@@ -292,6 +311,7 @@
     </w:p>
     <w:p>
       <w:pPr>
+        <w:keepNext/>
         <w:numPr>
           <w:ilvl w:val="0"/>
           <w:numId w:val="1001"/>
@@ -305,6 +325,7 @@
     </w:p>
     <w:p>
       <w:pPr>
+        <w:keepNext/>
         <w:numPr>
           <w:ilvl w:val="0"/>
           <w:numId w:val="1001"/>
@@ -318,6 +339,7 @@
     </w:p>
     <w:p>
       <w:pPr>
+        <w:keepNext/>
         <w:numPr>
           <w:ilvl w:val="0"/>
           <w:numId w:val="1001"/>
@@ -331,6 +353,7 @@
     </w:p>
     <w:p>
       <w:pPr>
+        <w:keepNext/>
         <w:numPr>
           <w:ilvl w:val="0"/>
           <w:numId w:val="1001"/>
@@ -344,6 +367,7 @@
     </w:p>
     <w:p>
       <w:pPr>
+        <w:keepNext/>
         <w:numPr>
           <w:ilvl w:val="0"/>
           <w:numId w:val="1001"/>
@@ -357,6 +381,7 @@
     </w:p>
     <w:p>
       <w:pPr>
+        <w:keepNext/>
         <w:numPr>
           <w:ilvl w:val="0"/>
           <w:numId w:val="1001"/>
@@ -374,7 +399,8 @@
     <w:p>
       <w:pPr>
         <w:pStyle w:val="Heading2"/>
-        <w:spacing w:before="120" w:after="40" w:line="240" w:lineRule="auto"/>
+        <w:keepNext/>
+        <w:spacing w:before="423" w:after="40" w:line="240" w:lineRule="auto"/>
       </w:pPr>
       <w:r>
         <w:t xml:space="preserve">Handout 2: Questions (Task 1)</w:t>
@@ -384,7 +410,8 @@
     <w:p>
       <w:pPr>
         <w:pStyle w:val="Heading3"/>
-        <w:spacing w:before="120" w:after="40" w:line="240" w:lineRule="auto"/>
+        <w:keepNext/>
+        <w:spacing w:before="423" w:after="40" w:line="240" w:lineRule="auto"/>
       </w:pPr>
       <w:r>
         <w:t xml:space="preserve">Part A</w:t>
@@ -393,6 +420,7 @@
     <w:p>
       <w:pPr>
         <w:pStyle w:val="FirstParagraph"/>
+        <w:keepNext/>
         <w:spacing w:before="0" w:after="60" w:line="240" w:lineRule="auto"/>
       </w:pPr>
       <w:r>
@@ -401,6 +429,7 @@
     </w:p>
     <w:p>
       <w:pPr>
+        <w:keepNext/>
         <w:numPr>
           <w:ilvl w:val="0"/>
           <w:numId w:val="1002"/>
@@ -424,6 +453,7 @@
     </w:p>
     <w:p>
       <w:pPr>
+        <w:keepNext/>
         <w:numPr>
           <w:ilvl w:val="0"/>
           <w:numId w:val="1002"/>
@@ -437,6 +467,7 @@
     </w:p>
     <w:p>
       <w:pPr>
+        <w:keepNext/>
         <w:numPr>
           <w:ilvl w:val="0"/>
           <w:numId w:val="1002"/>
@@ -450,6 +481,7 @@
     </w:p>
     <w:p>
       <w:pPr>
+        <w:keepNext/>
         <w:numPr>
           <w:ilvl w:val="0"/>
           <w:numId w:val="1002"/>
@@ -463,6 +495,7 @@
     </w:p>
     <w:p>
       <w:pPr>
+        <w:keepNext/>
         <w:numPr>
           <w:ilvl w:val="0"/>
           <w:numId w:val="1002"/>
@@ -476,6 +509,7 @@
     </w:p>
     <w:p>
       <w:pPr>
+        <w:keepNext/>
         <w:numPr>
           <w:ilvl w:val="0"/>
           <w:numId w:val="1002"/>
@@ -489,6 +523,7 @@
     </w:p>
     <w:p>
       <w:pPr>
+        <w:keepNext/>
         <w:numPr>
           <w:ilvl w:val="0"/>
           <w:numId w:val="1002"/>
@@ -502,6 +537,7 @@
     </w:p>
     <w:p>
       <w:pPr>
+        <w:keepNext/>
         <w:numPr>
           <w:ilvl w:val="0"/>
           <w:numId w:val="1002"/>
@@ -518,6 +554,8 @@
     <w:p>
       <w:pPr>
         <w:pStyle w:val="Heading3"/>
+        <w:keepNext/>
+        <w:pageBreakBefore/>
         <w:spacing w:before="120" w:after="40" w:line="240" w:lineRule="auto"/>
       </w:pPr>
       <w:r>
@@ -527,6 +565,7 @@
     <w:p>
       <w:pPr>
         <w:pStyle w:val="FirstParagraph"/>
+        <w:keepNext/>
         <w:spacing w:before="0" w:after="60" w:line="240" w:lineRule="auto"/>
       </w:pPr>
       <w:r>
@@ -535,6 +574,7 @@
     </w:p>
     <w:p>
       <w:pPr>
+        <w:keepNext/>
         <w:numPr>
           <w:ilvl w:val="0"/>
           <w:numId w:val="1003"/>
@@ -548,6 +588,7 @@
     </w:p>
     <w:p>
       <w:pPr>
+        <w:keepNext/>
         <w:numPr>
           <w:ilvl w:val="0"/>
           <w:numId w:val="1003"/>
@@ -561,6 +602,7 @@
     </w:p>
     <w:p>
       <w:pPr>
+        <w:keepNext/>
         <w:numPr>
           <w:ilvl w:val="0"/>
           <w:numId w:val="1003"/>
@@ -574,6 +616,7 @@
     </w:p>
     <w:p>
       <w:pPr>
+        <w:keepNext/>
         <w:numPr>
           <w:ilvl w:val="0"/>
           <w:numId w:val="1003"/>
@@ -587,6 +630,7 @@
     </w:p>
     <w:p>
       <w:pPr>
+        <w:keepNext/>
         <w:numPr>
           <w:ilvl w:val="0"/>
           <w:numId w:val="1003"/>
@@ -601,6 +645,7 @@
     <w:p>
       <w:pPr>
         <w:pStyle w:val="FirstParagraph"/>
+        <w:keepNext/>
         <w:spacing w:before="0" w:after="60" w:line="240" w:lineRule="auto"/>
       </w:pPr>
       <w:r>
@@ -620,6 +665,7 @@
     <w:p>
       <w:pPr>
         <w:pStyle w:val="BodyText"/>
+        <w:keepNext/>
         <w:spacing w:before="0" w:after="60" w:line="240" w:lineRule="auto"/>
       </w:pPr>
       <w:r>
@@ -650,7 +696,8 @@
     <w:p>
       <w:pPr>
         <w:pStyle w:val="Heading2"/>
-        <w:spacing w:before="120" w:after="40" w:line="240" w:lineRule="auto"/>
+        <w:keepNext/>
+        <w:spacing w:before="299" w:after="40" w:line="240" w:lineRule="auto"/>
       </w:pPr>
       <w:r>
         <w:t xml:space="preserve">Handout 3: My talk (Task 2)</w:t>
@@ -660,7 +707,8 @@
     <w:p>
       <w:pPr>
         <w:pStyle w:val="Heading3"/>
-        <w:spacing w:before="120" w:after="40" w:line="240" w:lineRule="auto"/>
+        <w:keepNext/>
+        <w:spacing w:before="299" w:after="40" w:line="240" w:lineRule="auto"/>
       </w:pPr>
       <w:r>
         <w:t xml:space="preserve">Part A</w:t>
@@ -669,6 +717,7 @@
     <w:p>
       <w:pPr>
         <w:pStyle w:val="FirstParagraph"/>
+        <w:keepNext/>
         <w:spacing w:before="0" w:after="60" w:line="240" w:lineRule="auto"/>
       </w:pPr>
       <w:r>
@@ -678,6 +727,7 @@
     <w:p>
       <w:pPr>
         <w:pStyle w:val="BodyText"/>
+        <w:keepNext/>
         <w:spacing w:before="0" w:after="60" w:line="240" w:lineRule="auto"/>
       </w:pPr>
       <w:r>
@@ -689,7 +739,8 @@
     <w:p>
       <w:pPr>
         <w:pStyle w:val="Heading3"/>
-        <w:spacing w:before="120" w:after="40" w:line="240" w:lineRule="auto"/>
+        <w:keepNext/>
+        <w:spacing w:before="299" w:after="40" w:line="240" w:lineRule="auto"/>
       </w:pPr>
       <w:r>
         <w:t xml:space="preserve">Part B</w:t>
@@ -698,6 +749,7 @@
     <w:p>
       <w:pPr>
         <w:pStyle w:val="FirstParagraph"/>
+        <w:keepNext/>
         <w:spacing w:before="0" w:after="60" w:line="240" w:lineRule="auto"/>
       </w:pPr>
       <w:r>
@@ -707,6 +759,7 @@
     <w:p>
       <w:pPr>
         <w:pStyle w:val="BodyText"/>
+        <w:keepNext/>
         <w:spacing w:before="0" w:after="60" w:line="240" w:lineRule="auto"/>
       </w:pPr>
       <w:r>
@@ -718,7 +771,8 @@
     <w:p>
       <w:pPr>
         <w:pStyle w:val="Heading3"/>
-        <w:spacing w:before="120" w:after="40" w:line="240" w:lineRule="auto"/>
+        <w:keepNext/>
+        <w:spacing w:before="299" w:after="40" w:line="240" w:lineRule="auto"/>
       </w:pPr>
       <w:r>
         <w:t xml:space="preserve">Part C</w:t>
@@ -727,6 +781,7 @@
     <w:p>
       <w:pPr>
         <w:pStyle w:val="FirstParagraph"/>
+        <w:keepNext/>
         <w:spacing w:before="0" w:after="60" w:line="240" w:lineRule="auto"/>
       </w:pPr>
       <w:r>
@@ -735,6 +790,7 @@
     </w:p>
     <w:p>
       <w:pPr>
+        <w:keepNext/>
         <w:numPr>
           <w:ilvl w:val="0"/>
           <w:numId w:val="1004"/>
@@ -748,6 +804,7 @@
     </w:p>
     <w:p>
       <w:pPr>
+        <w:keepNext/>
         <w:numPr>
           <w:ilvl w:val="0"/>
           <w:numId w:val="1004"/>
@@ -761,6 +818,7 @@
     </w:p>
     <w:p>
       <w:pPr>
+        <w:keepNext/>
         <w:numPr>
           <w:ilvl w:val="0"/>
           <w:numId w:val="1004"/>
@@ -774,6 +832,7 @@
     </w:p>
     <w:p>
       <w:pPr>
+        <w:keepNext/>
         <w:numPr>
           <w:ilvl w:val="0"/>
           <w:numId w:val="1004"/>
@@ -813,6 +872,7 @@
           <w:p>
             <w:pPr>
               <w:pStyle w:val="Compact"/>
+              <w:keepNext/>
               <w:spacing w:before="0" w:after="60" w:line="240" w:lineRule="auto"/>
               <w:jc w:val="left"/>
             </w:pPr>
@@ -826,6 +886,7 @@
           <w:p>
             <w:pPr>
               <w:pStyle w:val="Compact"/>
+              <w:keepNext/>
               <w:spacing w:before="0" w:after="60" w:line="240" w:lineRule="auto"/>
               <w:jc w:val="left"/>
             </w:pPr>
@@ -841,6 +902,7 @@
           <w:p>
             <w:pPr>
               <w:pStyle w:val="Compact"/>
+              <w:keepNext/>
               <w:spacing w:before="0" w:after="60" w:line="240" w:lineRule="auto"/>
               <w:jc w:val="left"/>
             </w:pPr>
@@ -854,6 +916,7 @@
           <w:p>
             <w:pPr>
               <w:pStyle w:val="Compact"/>
+              <w:keepNext/>
               <w:spacing w:before="0" w:after="60" w:line="240" w:lineRule="auto"/>
             </w:pPr>
           </w:p>
@@ -865,6 +928,7 @@
           <w:p>
             <w:pPr>
               <w:pStyle w:val="Compact"/>
+              <w:keepNext/>
               <w:spacing w:before="0" w:after="60" w:line="240" w:lineRule="auto"/>
               <w:jc w:val="left"/>
             </w:pPr>
@@ -878,6 +942,7 @@
           <w:p>
             <w:pPr>
               <w:pStyle w:val="Compact"/>
+              <w:keepNext/>
               <w:spacing w:before="0" w:after="60" w:line="240" w:lineRule="auto"/>
             </w:pPr>
           </w:p>
@@ -889,6 +954,7 @@
           <w:p>
             <w:pPr>
               <w:pStyle w:val="Compact"/>
+              <w:keepNext/>
               <w:spacing w:before="0" w:after="60" w:line="240" w:lineRule="auto"/>
               <w:jc w:val="left"/>
             </w:pPr>
@@ -902,6 +968,7 @@
           <w:p>
             <w:pPr>
               <w:pStyle w:val="Compact"/>
+              <w:keepNext/>
               <w:spacing w:before="0" w:after="60" w:line="240" w:lineRule="auto"/>
             </w:pPr>
           </w:p>
@@ -913,6 +980,7 @@
           <w:p>
             <w:pPr>
               <w:pStyle w:val="Compact"/>
+              <w:keepNext/>
               <w:spacing w:before="0" w:after="60" w:line="240" w:lineRule="auto"/>
               <w:jc w:val="left"/>
             </w:pPr>
@@ -926,6 +994,7 @@
           <w:p>
             <w:pPr>
               <w:pStyle w:val="Compact"/>
+              <w:keepNext/>
               <w:spacing w:before="0" w:after="60" w:line="240" w:lineRule="auto"/>
             </w:pPr>
           </w:p>
@@ -937,6 +1006,7 @@
           <w:p>
             <w:pPr>
               <w:pStyle w:val="Compact"/>
+              <w:keepNext/>
               <w:spacing w:before="0" w:after="60" w:line="240" w:lineRule="auto"/>
               <w:jc w:val="left"/>
             </w:pPr>
@@ -950,6 +1020,7 @@
           <w:p>
             <w:pPr>
               <w:pStyle w:val="Compact"/>
+              <w:keepNext/>
               <w:spacing w:before="0" w:after="60" w:line="240" w:lineRule="auto"/>
             </w:pPr>
           </w:p>
@@ -961,7 +1032,8 @@
     <w:p>
       <w:pPr>
         <w:pStyle w:val="Heading3"/>
-        <w:spacing w:before="120" w:after="40" w:line="240" w:lineRule="auto"/>
+        <w:keepNext/>
+        <w:spacing w:before="299" w:after="40" w:line="240" w:lineRule="auto"/>
       </w:pPr>
       <w:r>
         <w:t xml:space="preserve">Part D</w:t>
@@ -970,6 +1042,7 @@
     <w:p>
       <w:pPr>
         <w:pStyle w:val="FirstParagraph"/>
+        <w:keepNext/>
         <w:spacing w:before="0" w:after="60" w:line="240" w:lineRule="auto"/>
       </w:pPr>
       <w:r>
@@ -978,6 +1051,7 @@
     </w:p>
     <w:p>
       <w:pPr>
+        <w:keepNext/>
         <w:numPr>
           <w:ilvl w:val="0"/>
           <w:numId w:val="1005"/>
@@ -991,6 +1065,7 @@
     </w:p>
     <w:p>
       <w:pPr>
+        <w:keepNext/>
         <w:numPr>
           <w:ilvl w:val="0"/>
           <w:numId w:val="1005"/>
@@ -1004,6 +1079,7 @@
     </w:p>
     <w:p>
       <w:pPr>
+        <w:keepNext/>
         <w:numPr>
           <w:ilvl w:val="0"/>
           <w:numId w:val="1005"/>
@@ -1017,6 +1093,7 @@
     </w:p>
     <w:p>
       <w:pPr>
+        <w:keepNext/>
         <w:numPr>
           <w:ilvl w:val="0"/>
           <w:numId w:val="1005"/>
@@ -1030,6 +1107,7 @@
     </w:p>
     <w:p>
       <w:pPr>
+        <w:keepNext/>
         <w:numPr>
           <w:ilvl w:val="0"/>
           <w:numId w:val="1005"/>
@@ -1044,6 +1122,7 @@
     <w:p>
       <w:pPr>
         <w:pStyle w:val="FirstParagraph"/>
+        <w:keepNext/>
         <w:spacing w:before="0" w:after="60" w:line="240" w:lineRule="auto"/>
       </w:pPr>
       <w:r>
@@ -1086,25 +1165,29 @@
     <w:p>
       <w:pPr>
         <w:pStyle w:val="Heading2"/>
+        <w:keepNext/>
+        <w:spacing w:before="299" w:after="40" w:line="240" w:lineRule="auto"/>
+      </w:pPr>
+      <w:r>
+        <w:t xml:space="preserve">Handout 4: Two pictures (Task 3)</w:t>
+      </w:r>
+    </w:p>
+    <w:bookmarkStart w:id="34" w:name="part-a-3"/>
+    <w:p>
+      <w:pPr>
+        <w:pStyle w:val="Heading3"/>
+        <w:keepNext/>
+        <w:pageBreakBefore/>
         <w:spacing w:before="120" w:after="40" w:line="240" w:lineRule="auto"/>
       </w:pPr>
       <w:r>
-        <w:t xml:space="preserve">Handout 4: Two pictures (Task 3)</w:t>
-      </w:r>
-    </w:p>
-    <w:bookmarkStart w:id="34" w:name="part-a-3"/>
-    <w:p>
-      <w:pPr>
-        <w:pStyle w:val="Heading3"/>
-        <w:spacing w:before="120" w:after="40" w:line="240" w:lineRule="auto"/>
-      </w:pPr>
-      <w:r>
         <w:t xml:space="preserve">Part A</w:t>
       </w:r>
     </w:p>
     <w:p>
       <w:pPr>
         <w:pStyle w:val="FirstParagraph"/>
+        <w:keepNext/>
         <w:spacing w:before="0" w:after="60" w:line="240" w:lineRule="auto"/>
       </w:pPr>
       <w:r>
@@ -1139,6 +1222,7 @@
           <w:p>
             <w:pPr>
               <w:pStyle w:val="Compact"/>
+              <w:keepNext/>
               <w:spacing w:before="0" w:after="60" w:line="240" w:lineRule="auto"/>
               <w:jc w:val="left"/>
             </w:pPr>
@@ -1152,6 +1236,7 @@
           <w:p>
             <w:pPr>
               <w:pStyle w:val="Compact"/>
+              <w:keepNext/>
               <w:spacing w:before="0" w:after="60" w:line="240" w:lineRule="auto"/>
               <w:jc w:val="left"/>
             </w:pPr>
@@ -1167,6 +1252,7 @@
           <w:p>
             <w:pPr>
               <w:pStyle w:val="Compact"/>
+              <w:keepNext/>
               <w:spacing w:before="0" w:after="60" w:line="240" w:lineRule="auto"/>
               <w:jc w:val="left"/>
             </w:pPr>
@@ -1180,6 +1266,7 @@
           <w:p>
             <w:pPr>
               <w:pStyle w:val="Compact"/>
+              <w:keepNext/>
               <w:spacing w:before="0" w:after="60" w:line="240" w:lineRule="auto"/>
               <w:jc w:val="left"/>
             </w:pPr>
@@ -1195,6 +1282,7 @@
           <w:p>
             <w:pPr>
               <w:pStyle w:val="Compact"/>
+              <w:keepNext/>
               <w:spacing w:before="0" w:after="60" w:line="240" w:lineRule="auto"/>
               <w:jc w:val="left"/>
             </w:pPr>
@@ -1208,6 +1296,7 @@
           <w:p>
             <w:pPr>
               <w:pStyle w:val="Compact"/>
+              <w:keepNext/>
               <w:spacing w:before="0" w:after="60" w:line="240" w:lineRule="auto"/>
             </w:pPr>
           </w:p>
@@ -1219,6 +1308,7 @@
           <w:p>
             <w:pPr>
               <w:pStyle w:val="Compact"/>
+              <w:keepNext/>
               <w:spacing w:before="0" w:after="60" w:line="240" w:lineRule="auto"/>
               <w:jc w:val="left"/>
             </w:pPr>
@@ -1232,6 +1322,7 @@
           <w:p>
             <w:pPr>
               <w:pStyle w:val="Compact"/>
+              <w:keepNext/>
               <w:spacing w:before="0" w:after="60" w:line="240" w:lineRule="auto"/>
             </w:pPr>
           </w:p>
@@ -1243,6 +1334,7 @@
           <w:p>
             <w:pPr>
               <w:pStyle w:val="Compact"/>
+              <w:keepNext/>
               <w:spacing w:before="0" w:after="60" w:line="240" w:lineRule="auto"/>
               <w:jc w:val="left"/>
             </w:pPr>
@@ -1256,6 +1348,7 @@
           <w:p>
             <w:pPr>
               <w:pStyle w:val="Compact"/>
+              <w:keepNext/>
               <w:spacing w:before="0" w:after="60" w:line="240" w:lineRule="auto"/>
             </w:pPr>
           </w:p>
@@ -1267,6 +1360,7 @@
           <w:p>
             <w:pPr>
               <w:pStyle w:val="Compact"/>
+              <w:keepNext/>
               <w:spacing w:before="0" w:after="60" w:line="240" w:lineRule="auto"/>
               <w:jc w:val="left"/>
             </w:pPr>
@@ -1280,6 +1374,7 @@
           <w:p>
             <w:pPr>
               <w:pStyle w:val="Compact"/>
+              <w:keepNext/>
               <w:spacing w:before="0" w:after="60" w:line="240" w:lineRule="auto"/>
             </w:pPr>
           </w:p>
@@ -1291,6 +1386,7 @@
           <w:p>
             <w:pPr>
               <w:pStyle w:val="Compact"/>
+              <w:keepNext/>
               <w:spacing w:before="0" w:after="60" w:line="240" w:lineRule="auto"/>
               <w:jc w:val="left"/>
             </w:pPr>
@@ -1304,6 +1400,7 @@
           <w:p>
             <w:pPr>
               <w:pStyle w:val="Compact"/>
+              <w:keepNext/>
               <w:spacing w:before="0" w:after="60" w:line="240" w:lineRule="auto"/>
             </w:pPr>
           </w:p>
@@ -1315,6 +1412,7 @@
           <w:p>
             <w:pPr>
               <w:pStyle w:val="Compact"/>
+              <w:keepNext/>
               <w:spacing w:before="0" w:after="60" w:line="240" w:lineRule="auto"/>
               <w:jc w:val="left"/>
             </w:pPr>
@@ -1328,6 +1426,7 @@
           <w:p>
             <w:pPr>
               <w:pStyle w:val="Compact"/>
+              <w:keepNext/>
               <w:spacing w:before="0" w:after="60" w:line="240" w:lineRule="auto"/>
             </w:pPr>
           </w:p>
@@ -1339,6 +1438,7 @@
           <w:p>
             <w:pPr>
               <w:pStyle w:val="Compact"/>
+              <w:keepNext/>
               <w:spacing w:before="0" w:after="60" w:line="240" w:lineRule="auto"/>
               <w:jc w:val="left"/>
             </w:pPr>
@@ -1352,6 +1452,7 @@
           <w:p>
             <w:pPr>
               <w:pStyle w:val="Compact"/>
+              <w:keepNext/>
               <w:spacing w:before="0" w:after="60" w:line="240" w:lineRule="auto"/>
             </w:pPr>
           </w:p>
@@ -1363,6 +1464,7 @@
           <w:p>
             <w:pPr>
               <w:pStyle w:val="Compact"/>
+              <w:keepNext/>
               <w:spacing w:before="0" w:after="60" w:line="240" w:lineRule="auto"/>
               <w:jc w:val="left"/>
             </w:pPr>
@@ -1376,6 +1478,7 @@
           <w:p>
             <w:pPr>
               <w:pStyle w:val="Compact"/>
+              <w:keepNext/>
               <w:spacing w:before="0" w:after="60" w:line="240" w:lineRule="auto"/>
             </w:pPr>
           </w:p>
@@ -1387,7 +1490,8 @@
     <w:p>
       <w:pPr>
         <w:pStyle w:val="Heading3"/>
-        <w:spacing w:before="120" w:after="40" w:line="240" w:lineRule="auto"/>
+        <w:keepNext/>
+        <w:spacing w:before="366" w:after="40" w:line="240" w:lineRule="auto"/>
       </w:pPr>
       <w:r>
         <w:t xml:space="preserve">Part B</w:t>
@@ -1396,6 +1500,7 @@
     <w:p>
       <w:pPr>
         <w:pStyle w:val="FirstParagraph"/>
+        <w:keepNext/>
         <w:spacing w:before="0" w:after="60" w:line="240" w:lineRule="auto"/>
       </w:pPr>
       <w:r>
@@ -1404,6 +1509,7 @@
     </w:p>
     <w:p>
       <w:pPr>
+        <w:keepNext/>
         <w:numPr>
           <w:ilvl w:val="0"/>
           <w:numId w:val="1006"/>
@@ -1417,6 +1523,7 @@
     </w:p>
     <w:p>
       <w:pPr>
+        <w:keepNext/>
         <w:numPr>
           <w:ilvl w:val="0"/>
           <w:numId w:val="1006"/>
@@ -1430,6 +1537,7 @@
     </w:p>
     <w:p>
       <w:pPr>
+        <w:keepNext/>
         <w:numPr>
           <w:ilvl w:val="0"/>
           <w:numId w:val="1006"/>
@@ -1443,6 +1551,7 @@
     </w:p>
     <w:p>
       <w:pPr>
+        <w:keepNext/>
         <w:numPr>
           <w:ilvl w:val="0"/>
           <w:numId w:val="1006"/>
@@ -1456,6 +1565,7 @@
     </w:p>
     <w:p>
       <w:pPr>
+        <w:keepNext/>
         <w:numPr>
           <w:ilvl w:val="0"/>
           <w:numId w:val="1006"/>
@@ -1472,7 +1582,8 @@
     <w:p>
       <w:pPr>
         <w:pStyle w:val="Heading3"/>
-        <w:spacing w:before="120" w:after="40" w:line="240" w:lineRule="auto"/>
+        <w:keepNext/>
+        <w:spacing w:before="366" w:after="40" w:line="240" w:lineRule="auto"/>
       </w:pPr>
       <w:r>
         <w:t xml:space="preserve">Part C</w:t>
@@ -1481,6 +1592,7 @@
     <w:p>
       <w:pPr>
         <w:pStyle w:val="FirstParagraph"/>
+        <w:keepNext/>
         <w:spacing w:before="0" w:after="60" w:line="240" w:lineRule="auto"/>
       </w:pPr>
       <w:r>
@@ -1489,6 +1601,7 @@
     </w:p>
     <w:p>
       <w:pPr>
+        <w:keepNext/>
         <w:numPr>
           <w:ilvl w:val="0"/>
           <w:numId w:val="1007"/>
@@ -1518,6 +1631,7 @@
     </w:p>
     <w:p>
       <w:pPr>
+        <w:keepNext/>
         <w:numPr>
           <w:ilvl w:val="0"/>
           <w:numId w:val="1007"/>
@@ -1547,6 +1661,7 @@
     </w:p>
     <w:p>
       <w:pPr>
+        <w:keepNext/>
         <w:numPr>
           <w:ilvl w:val="0"/>
           <w:numId w:val="1007"/>
@@ -1580,7 +1695,8 @@
     <w:p>
       <w:pPr>
         <w:pStyle w:val="Heading2"/>
-        <w:spacing w:before="120" w:after="40" w:line="240" w:lineRule="auto"/>
+        <w:keepNext/>
+        <w:spacing w:before="366" w:after="40" w:line="240" w:lineRule="auto"/>
       </w:pPr>
       <w:r>
         <w:t xml:space="preserve">Handout 5: Listening and discussion (Task 4)</w:t>
@@ -1590,7 +1706,8 @@
     <w:p>
       <w:pPr>
         <w:pStyle w:val="Heading3"/>
-        <w:spacing w:before="120" w:after="40" w:line="240" w:lineRule="auto"/>
+        <w:keepNext/>
+        <w:spacing w:before="366" w:after="40" w:line="240" w:lineRule="auto"/>
       </w:pPr>
       <w:r>
         <w:t xml:space="preserve">Part A: Text 1</w:t>
@@ -1599,6 +1716,7 @@
     <w:p>
       <w:pPr>
         <w:pStyle w:val="FirstParagraph"/>
+        <w:keepNext/>
         <w:spacing w:before="0" w:after="60" w:line="240" w:lineRule="auto"/>
       </w:pPr>
       <w:r>
@@ -1607,6 +1725,7 @@
     </w:p>
     <w:p>
       <w:pPr>
+        <w:keepNext/>
         <w:numPr>
           <w:ilvl w:val="0"/>
           <w:numId w:val="1008"/>
@@ -1620,6 +1739,7 @@
     </w:p>
     <w:p>
       <w:pPr>
+        <w:keepNext/>
         <w:numPr>
           <w:ilvl w:val="0"/>
           <w:numId w:val="1008"/>
@@ -1634,6 +1754,7 @@
     <w:p>
       <w:pPr>
         <w:pStyle w:val="FirstParagraph"/>
+        <w:keepNext/>
         <w:spacing w:before="0" w:after="60" w:line="240" w:lineRule="auto"/>
       </w:pPr>
       <w:r>
@@ -1642,6 +1763,7 @@
     </w:p>
     <w:p>
       <w:pPr>
+        <w:keepNext/>
         <w:numPr>
           <w:ilvl w:val="0"/>
           <w:numId w:val="1009"/>
@@ -1655,6 +1777,7 @@
     </w:p>
     <w:p>
       <w:pPr>
+        <w:keepNext/>
         <w:numPr>
           <w:ilvl w:val="0"/>
           <w:numId w:val="1009"/>
@@ -1671,7 +1794,8 @@
     <w:p>
       <w:pPr>
         <w:pStyle w:val="Heading3"/>
-        <w:spacing w:before="120" w:after="40" w:line="240" w:lineRule="auto"/>
+        <w:keepNext/>
+        <w:spacing w:before="366" w:after="40" w:line="240" w:lineRule="auto"/>
       </w:pPr>
       <w:r>
         <w:t xml:space="preserve">Part B: Text 2</w:t>
@@ -1680,6 +1804,7 @@
     <w:p>
       <w:pPr>
         <w:pStyle w:val="FirstParagraph"/>
+        <w:keepNext/>
         <w:spacing w:before="0" w:after="60" w:line="240" w:lineRule="auto"/>
       </w:pPr>
       <w:r>
@@ -1688,6 +1813,7 @@
     </w:p>
     <w:p>
       <w:pPr>
+        <w:keepNext/>
         <w:numPr>
           <w:ilvl w:val="0"/>
           <w:numId w:val="1010"/>
@@ -1701,6 +1827,7 @@
     </w:p>
     <w:p>
       <w:pPr>
+        <w:keepNext/>
         <w:numPr>
           <w:ilvl w:val="0"/>
           <w:numId w:val="1010"/>
@@ -1715,6 +1842,7 @@
     <w:p>
       <w:pPr>
         <w:pStyle w:val="FirstParagraph"/>
+        <w:keepNext/>
         <w:spacing w:before="0" w:after="60" w:line="240" w:lineRule="auto"/>
       </w:pPr>
       <w:r>
@@ -1723,6 +1851,7 @@
     </w:p>
     <w:p>
       <w:pPr>
+        <w:keepNext/>
         <w:numPr>
           <w:ilvl w:val="0"/>
           <w:numId w:val="1011"/>
@@ -1736,6 +1865,7 @@
     </w:p>
     <w:p>
       <w:pPr>
+        <w:keepNext/>
         <w:numPr>
           <w:ilvl w:val="0"/>
           <w:numId w:val="1011"/>
@@ -1752,6 +1882,8 @@
     <w:p>
       <w:pPr>
         <w:pStyle w:val="Heading3"/>
+        <w:keepNext/>
+        <w:pageBreakBefore/>
         <w:spacing w:before="120" w:after="40" w:line="240" w:lineRule="auto"/>
       </w:pPr>
       <w:r>
@@ -1761,6 +1893,7 @@
     <w:p>
       <w:pPr>
         <w:pStyle w:val="FirstParagraph"/>
+        <w:keepNext/>
         <w:spacing w:before="0" w:after="60" w:line="240" w:lineRule="auto"/>
       </w:pPr>
       <w:r>
@@ -1769,6 +1902,7 @@
     </w:p>
     <w:p>
       <w:pPr>
+        <w:keepNext/>
         <w:numPr>
           <w:ilvl w:val="0"/>
           <w:numId w:val="1012"/>
@@ -1782,6 +1916,7 @@
     </w:p>
     <w:p>
       <w:pPr>
+        <w:keepNext/>
         <w:numPr>
           <w:ilvl w:val="0"/>
           <w:numId w:val="1012"/>
@@ -1795,6 +1930,7 @@
     </w:p>
     <w:p>
       <w:pPr>
+        <w:keepNext/>
         <w:numPr>
           <w:ilvl w:val="0"/>
           <w:numId w:val="1012"/>
@@ -1809,6 +1945,7 @@
     <w:p>
       <w:pPr>
         <w:pStyle w:val="FirstParagraph"/>
+        <w:keepNext/>
         <w:spacing w:before="0" w:after="60" w:line="240" w:lineRule="auto"/>
       </w:pPr>
       <w:r>
@@ -1817,6 +1954,7 @@
     </w:p>
     <w:p>
       <w:pPr>
+        <w:keepNext/>
         <w:numPr>
           <w:ilvl w:val="0"/>
           <w:numId w:val="1013"/>
@@ -1830,6 +1968,7 @@
     </w:p>
     <w:p>
       <w:pPr>
+        <w:keepNext/>
         <w:numPr>
           <w:ilvl w:val="0"/>
           <w:numId w:val="1013"/>
@@ -1843,6 +1982,7 @@
     </w:p>
     <w:p>
       <w:pPr>
+        <w:keepNext/>
         <w:numPr>
           <w:ilvl w:val="0"/>
           <w:numId w:val="1013"/>
@@ -1856,6 +1996,7 @@
     </w:p>
     <w:p>
       <w:pPr>
+        <w:keepNext/>
         <w:numPr>
           <w:ilvl w:val="0"/>
           <w:numId w:val="1013"/>
@@ -1873,7 +2014,8 @@
     <w:p>
       <w:pPr>
         <w:pStyle w:val="Heading2"/>
-        <w:spacing w:before="120" w:after="40" w:line="240" w:lineRule="auto"/>
+        <w:keepNext/>
+        <w:spacing w:before="459" w:after="40" w:line="240" w:lineRule="auto"/>
       </w:pPr>
       <w:r>
         <w:t xml:space="preserve">Handout 6: Mini mock and self-check</w:t>
@@ -1883,7 +2025,8 @@
     <w:p>
       <w:pPr>
         <w:pStyle w:val="Heading3"/>
-        <w:spacing w:before="120" w:after="40" w:line="240" w:lineRule="auto"/>
+        <w:keepNext/>
+        <w:spacing w:before="459" w:after="40" w:line="240" w:lineRule="auto"/>
       </w:pPr>
       <w:r>
         <w:t xml:space="preserve">Mini mock</w:t>
@@ -1892,6 +2035,7 @@
     <w:p>
       <w:pPr>
         <w:pStyle w:val="FirstParagraph"/>
+        <w:keepNext/>
         <w:spacing w:before="0" w:after="60" w:line="240" w:lineRule="auto"/>
       </w:pPr>
       <w:r>
@@ -1900,6 +2044,7 @@
     </w:p>
     <w:p>
       <w:pPr>
+        <w:keepNext/>
         <w:numPr>
           <w:ilvl w:val="0"/>
           <w:numId w:val="1014"/>
@@ -1923,6 +2068,7 @@
     </w:p>
     <w:p>
       <w:pPr>
+        <w:keepNext/>
         <w:numPr>
           <w:ilvl w:val="0"/>
           <w:numId w:val="1014"/>
@@ -1946,6 +2092,7 @@
     </w:p>
     <w:p>
       <w:pPr>
+        <w:keepNext/>
         <w:numPr>
           <w:ilvl w:val="0"/>
           <w:numId w:val="1014"/>
@@ -1972,7 +2119,8 @@
     <w:p>
       <w:pPr>
         <w:pStyle w:val="Heading3"/>
-        <w:spacing w:before="120" w:after="40" w:line="240" w:lineRule="auto"/>
+        <w:keepNext/>
+        <w:spacing w:before="459" w:after="40" w:line="240" w:lineRule="auto"/>
       </w:pPr>
       <w:r>
         <w:t xml:space="preserve">Self-check</w:t>
@@ -1981,6 +2129,7 @@
     <w:p>
       <w:pPr>
         <w:pStyle w:val="FirstParagraph"/>
+        <w:keepNext/>
         <w:spacing w:before="0" w:after="60" w:line="240" w:lineRule="auto"/>
       </w:pPr>
       <w:r>
@@ -2016,6 +2165,7 @@
           <w:p>
             <w:pPr>
               <w:pStyle w:val="Compact"/>
+              <w:keepNext/>
               <w:spacing w:before="0" w:after="60" w:line="240" w:lineRule="auto"/>
               <w:jc w:val="left"/>
             </w:pPr>
@@ -2029,6 +2179,7 @@
           <w:p>
             <w:pPr>
               <w:pStyle w:val="Compact"/>
+              <w:keepNext/>
               <w:spacing w:before="0" w:after="60" w:line="240" w:lineRule="auto"/>
               <w:jc w:val="left"/>
             </w:pPr>
@@ -2042,6 +2193,7 @@
           <w:p>
             <w:pPr>
               <w:pStyle w:val="Compact"/>
+              <w:keepNext/>
               <w:spacing w:before="0" w:after="60" w:line="240" w:lineRule="auto"/>
               <w:jc w:val="left"/>
             </w:pPr>
@@ -2057,6 +2209,7 @@
           <w:p>
             <w:pPr>
               <w:pStyle w:val="Compact"/>
+              <w:keepNext/>
               <w:spacing w:before="0" w:after="60" w:line="240" w:lineRule="auto"/>
               <w:jc w:val="left"/>
             </w:pPr>
@@ -2070,15 +2223,17 @@
           <w:p>
             <w:pPr>
               <w:pStyle w:val="Compact"/>
-              <w:spacing w:before="0" w:after="60" w:line="240" w:lineRule="auto"/>
-            </w:pPr>
-          </w:p>
-        </w:tc>
-        <w:tc>
-          <w:tcPr/>
-          <w:p>
-            <w:pPr>
-              <w:pStyle w:val="Compact"/>
+              <w:keepNext/>
+              <w:spacing w:before="0" w:after="60" w:line="240" w:lineRule="auto"/>
+            </w:pPr>
+          </w:p>
+        </w:tc>
+        <w:tc>
+          <w:tcPr/>
+          <w:p>
+            <w:pPr>
+              <w:pStyle w:val="Compact"/>
+              <w:keepNext/>
               <w:spacing w:before="0" w:after="60" w:line="240" w:lineRule="auto"/>
             </w:pPr>
           </w:p>
@@ -2090,6 +2245,7 @@
           <w:p>
             <w:pPr>
               <w:pStyle w:val="Compact"/>
+              <w:keepNext/>
               <w:spacing w:before="0" w:after="60" w:line="240" w:lineRule="auto"/>
               <w:jc w:val="left"/>
             </w:pPr>
@@ -2103,15 +2259,17 @@
           <w:p>
             <w:pPr>
               <w:pStyle w:val="Compact"/>
-              <w:spacing w:before="0" w:after="60" w:line="240" w:lineRule="auto"/>
-            </w:pPr>
-          </w:p>
-        </w:tc>
-        <w:tc>
-          <w:tcPr/>
-          <w:p>
-            <w:pPr>
-              <w:pStyle w:val="Compact"/>
+              <w:keepNext/>
+              <w:spacing w:before="0" w:after="60" w:line="240" w:lineRule="auto"/>
+            </w:pPr>
+          </w:p>
+        </w:tc>
+        <w:tc>
+          <w:tcPr/>
+          <w:p>
+            <w:pPr>
+              <w:pStyle w:val="Compact"/>
+              <w:keepNext/>
               <w:spacing w:before="0" w:after="60" w:line="240" w:lineRule="auto"/>
             </w:pPr>
           </w:p>
@@ -2123,6 +2281,7 @@
           <w:p>
             <w:pPr>
               <w:pStyle w:val="Compact"/>
+              <w:keepNext/>
               <w:spacing w:before="0" w:after="60" w:line="240" w:lineRule="auto"/>
               <w:jc w:val="left"/>
             </w:pPr>
@@ -2136,15 +2295,17 @@
           <w:p>
             <w:pPr>
               <w:pStyle w:val="Compact"/>
-              <w:spacing w:before="0" w:after="60" w:line="240" w:lineRule="auto"/>
-            </w:pPr>
-          </w:p>
-        </w:tc>
-        <w:tc>
-          <w:tcPr/>
-          <w:p>
-            <w:pPr>
-              <w:pStyle w:val="Compact"/>
+              <w:keepNext/>
+              <w:spacing w:before="0" w:after="60" w:line="240" w:lineRule="auto"/>
+            </w:pPr>
+          </w:p>
+        </w:tc>
+        <w:tc>
+          <w:tcPr/>
+          <w:p>
+            <w:pPr>
+              <w:pStyle w:val="Compact"/>
+              <w:keepNext/>
               <w:spacing w:before="0" w:after="60" w:line="240" w:lineRule="auto"/>
             </w:pPr>
           </w:p>
@@ -2156,6 +2317,7 @@
           <w:p>
             <w:pPr>
               <w:pStyle w:val="Compact"/>
+              <w:keepNext/>
               <w:spacing w:before="0" w:after="60" w:line="240" w:lineRule="auto"/>
               <w:jc w:val="left"/>
             </w:pPr>
@@ -2169,15 +2331,17 @@
           <w:p>
             <w:pPr>
               <w:pStyle w:val="Compact"/>
-              <w:spacing w:before="0" w:after="60" w:line="240" w:lineRule="auto"/>
-            </w:pPr>
-          </w:p>
-        </w:tc>
-        <w:tc>
-          <w:tcPr/>
-          <w:p>
-            <w:pPr>
-              <w:pStyle w:val="Compact"/>
+              <w:keepNext/>
+              <w:spacing w:before="0" w:after="60" w:line="240" w:lineRule="auto"/>
+            </w:pPr>
+          </w:p>
+        </w:tc>
+        <w:tc>
+          <w:tcPr/>
+          <w:p>
+            <w:pPr>
+              <w:pStyle w:val="Compact"/>
+              <w:keepNext/>
               <w:spacing w:before="0" w:after="60" w:line="240" w:lineRule="auto"/>
             </w:pPr>
           </w:p>
@@ -2189,6 +2353,7 @@
           <w:p>
             <w:pPr>
               <w:pStyle w:val="Compact"/>
+              <w:keepNext/>
               <w:spacing w:before="0" w:after="60" w:line="240" w:lineRule="auto"/>
               <w:jc w:val="left"/>
             </w:pPr>
@@ -2202,15 +2367,17 @@
           <w:p>
             <w:pPr>
               <w:pStyle w:val="Compact"/>
-              <w:spacing w:before="0" w:after="60" w:line="240" w:lineRule="auto"/>
-            </w:pPr>
-          </w:p>
-        </w:tc>
-        <w:tc>
-          <w:tcPr/>
-          <w:p>
-            <w:pPr>
-              <w:pStyle w:val="Compact"/>
+              <w:keepNext/>
+              <w:spacing w:before="0" w:after="60" w:line="240" w:lineRule="auto"/>
+            </w:pPr>
+          </w:p>
+        </w:tc>
+        <w:tc>
+          <w:tcPr/>
+          <w:p>
+            <w:pPr>
+              <w:pStyle w:val="Compact"/>
+              <w:keepNext/>
               <w:spacing w:before="0" w:after="60" w:line="240" w:lineRule="auto"/>
             </w:pPr>
           </w:p>
@@ -2222,6 +2389,7 @@
           <w:p>
             <w:pPr>
               <w:pStyle w:val="Compact"/>
+              <w:keepNext/>
               <w:spacing w:before="0" w:after="60" w:line="240" w:lineRule="auto"/>
               <w:jc w:val="left"/>
             </w:pPr>
@@ -2235,15 +2403,17 @@
           <w:p>
             <w:pPr>
               <w:pStyle w:val="Compact"/>
-              <w:spacing w:before="0" w:after="60" w:line="240" w:lineRule="auto"/>
-            </w:pPr>
-          </w:p>
-        </w:tc>
-        <w:tc>
-          <w:tcPr/>
-          <w:p>
-            <w:pPr>
-              <w:pStyle w:val="Compact"/>
+              <w:keepNext/>
+              <w:spacing w:before="0" w:after="60" w:line="240" w:lineRule="auto"/>
+            </w:pPr>
+          </w:p>
+        </w:tc>
+        <w:tc>
+          <w:tcPr/>
+          <w:p>
+            <w:pPr>
+              <w:pStyle w:val="Compact"/>
+              <w:keepNext/>
               <w:spacing w:before="0" w:after="60" w:line="240" w:lineRule="auto"/>
             </w:pPr>
           </w:p>
@@ -2255,6 +2425,7 @@
           <w:p>
             <w:pPr>
               <w:pStyle w:val="Compact"/>
+              <w:keepNext/>
               <w:spacing w:before="0" w:after="60" w:line="240" w:lineRule="auto"/>
               <w:jc w:val="left"/>
             </w:pPr>
@@ -2268,15 +2439,17 @@
           <w:p>
             <w:pPr>
               <w:pStyle w:val="Compact"/>
-              <w:spacing w:before="0" w:after="60" w:line="240" w:lineRule="auto"/>
-            </w:pPr>
-          </w:p>
-        </w:tc>
-        <w:tc>
-          <w:tcPr/>
-          <w:p>
-            <w:pPr>
-              <w:pStyle w:val="Compact"/>
+              <w:keepNext/>
+              <w:spacing w:before="0" w:after="60" w:line="240" w:lineRule="auto"/>
+            </w:pPr>
+          </w:p>
+        </w:tc>
+        <w:tc>
+          <w:tcPr/>
+          <w:p>
+            <w:pPr>
+              <w:pStyle w:val="Compact"/>
+              <w:keepNext/>
               <w:spacing w:before="0" w:after="60" w:line="240" w:lineRule="auto"/>
             </w:pPr>
           </w:p>
@@ -2288,7 +2461,8 @@
     <w:p>
       <w:pPr>
         <w:pStyle w:val="Heading3"/>
-        <w:spacing w:before="120" w:after="40" w:line="240" w:lineRule="auto"/>
+        <w:keepNext/>
+        <w:spacing w:before="459" w:after="40" w:line="240" w:lineRule="auto"/>
       </w:pPr>
       <w:r>
         <w:t xml:space="preserve">On exam day</w:t>
@@ -2296,6 +2470,7 @@
     </w:p>
     <w:p>
       <w:pPr>
+        <w:keepNext/>
         <w:numPr>
           <w:ilvl w:val="0"/>
           <w:numId w:val="1015"/>
@@ -2309,6 +2484,7 @@
     </w:p>
     <w:p>
       <w:pPr>
+        <w:keepNext/>
         <w:numPr>
           <w:ilvl w:val="0"/>
           <w:numId w:val="1015"/>
@@ -2322,6 +2498,7 @@
     </w:p>
     <w:p>
       <w:pPr>
+        <w:keepNext/>
         <w:numPr>
           <w:ilvl w:val="0"/>
           <w:numId w:val="1015"/>
@@ -2335,6 +2512,7 @@
     </w:p>
     <w:p>
       <w:pPr>
+        <w:keepNext/>
         <w:numPr>
           <w:ilvl w:val="0"/>
           <w:numId w:val="1015"/>
